--- a/电商自动化测试项目业务需求文档.docx
+++ b/电商自动化测试项目业务需求文档.docx
@@ -114,14 +114,28 @@
           <w:rFonts w:ascii="Arial" w:eastAsia="等线" w:hAnsi="Arial" w:cs="Arial"/>
           <w:sz w:val="22"/>
         </w:rPr>
-        <w:t xml:space="preserve">ShopXO </w:t>
-      </w:r>
-      <w:r>
-        <w:rPr>
-          <w:rFonts w:ascii="Arial" w:eastAsia="等线" w:hAnsi="Arial" w:cs="Arial"/>
-          <w:sz w:val="22"/>
-        </w:rPr>
-        <w:t>线上演示站，无需本地部署，公共测试环境）</w:t>
+        <w:t>ShopXO</w:t>
+      </w:r>
+      <w:r>
+        <w:rPr>
+          <w:rFonts w:ascii="Arial" w:eastAsia="等线" w:hAnsi="Arial" w:cs="Arial"/>
+          <w:sz w:val="22"/>
+        </w:rPr>
+        <w:t>本地部署，</w:t>
+      </w:r>
+      <w:r>
+        <w:rPr>
+          <w:rFonts w:ascii="Arial" w:eastAsia="等线" w:hAnsi="Arial" w:cs="Arial" w:hint="eastAsia"/>
+          <w:sz w:val="22"/>
+        </w:rPr>
+        <w:t>本地</w:t>
+      </w:r>
+      <w:r>
+        <w:rPr>
+          <w:rFonts w:ascii="Arial" w:eastAsia="等线" w:hAnsi="Arial" w:cs="Arial"/>
+          <w:sz w:val="22"/>
+        </w:rPr>
+        <w:t>测试环境）</w:t>
       </w:r>
     </w:p>
     <w:p>
@@ -312,6 +326,9 @@
         </w:numPr>
         <w:spacing w:before="120" w:after="120" w:line="288" w:lineRule="auto"/>
         <w:jc w:val="left"/>
+        <w:rPr>
+          <w:rFonts w:hint="eastAsia"/>
+        </w:rPr>
       </w:pPr>
       <w:r>
         <w:rPr>
@@ -730,39 +747,46 @@
           <w:rFonts w:ascii="Arial" w:eastAsia="等线" w:hAnsi="Arial" w:cs="Arial"/>
           <w:sz w:val="22"/>
         </w:rPr>
-        <w:t>自动化、</w:t>
-      </w:r>
-      <w:r>
-        <w:rPr>
-          <w:rFonts w:ascii="Arial" w:eastAsia="等线" w:hAnsi="Arial" w:cs="Arial"/>
-          <w:sz w:val="22"/>
-        </w:rPr>
-        <w:t xml:space="preserve">CI/CD </w:t>
-      </w:r>
-      <w:r>
-        <w:rPr>
-          <w:rFonts w:ascii="Arial" w:eastAsia="等线" w:hAnsi="Arial" w:cs="Arial"/>
-          <w:sz w:val="22"/>
-        </w:rPr>
-        <w:t>持续集成、邮件推送报告；</w:t>
-      </w:r>
-    </w:p>
-    <w:p>
-      <w:pPr>
-        <w:numPr>
-          <w:ilvl w:val="0"/>
-          <w:numId w:val="14"/>
-        </w:numPr>
-        <w:spacing w:before="120" w:after="120" w:line="288" w:lineRule="auto"/>
-        <w:jc w:val="left"/>
-      </w:pPr>
-      <w:r>
-        <w:rPr>
-          <w:rFonts w:ascii="Arial" w:eastAsia="等线" w:hAnsi="Arial" w:cs="Arial"/>
-          <w:sz w:val="22"/>
+        <w:t>自动化、邮件推送报告；</w:t>
+      </w:r>
+    </w:p>
+    <w:p>
+      <w:pPr>
+        <w:spacing w:before="320" w:after="120" w:line="288" w:lineRule="auto"/>
+        <w:jc w:val="left"/>
+        <w:outlineLvl w:val="1"/>
+      </w:pPr>
+      <w:bookmarkStart w:id="5" w:name="heading_5"/>
+      <w:r>
+        <w:rPr>
+          <w:rFonts w:ascii="Arial" w:eastAsia="等线" w:hAnsi="Arial" w:cs="Arial"/>
+          <w:b/>
+          <w:sz w:val="32"/>
         </w:rPr>
         <w:lastRenderedPageBreak/>
-        <w:t>不搭建本地商城后台，仅使用线上公开演示站点。</w:t>
+        <w:t>三、系统核心角色与业务用户</w:t>
+      </w:r>
+      <w:bookmarkEnd w:id="5"/>
+    </w:p>
+    <w:p>
+      <w:pPr>
+        <w:spacing w:before="120" w:after="120" w:line="288" w:lineRule="auto"/>
+        <w:jc w:val="left"/>
+      </w:pPr>
+      <w:r>
+        <w:rPr>
+          <w:rFonts w:ascii="Arial" w:eastAsia="等线" w:hAnsi="Arial" w:cs="Arial"/>
+          <w:b/>
+          <w:sz w:val="22"/>
+        </w:rPr>
+        <w:t>普通消费者（唯一测试角色）</w:t>
+      </w:r>
+      <w:r>
+        <w:rPr>
+          <w:rFonts w:ascii="Arial" w:eastAsia="等线" w:hAnsi="Arial" w:cs="Arial"/>
+          <w:sz w:val="22"/>
+        </w:rPr>
+        <w:t>：未登录游客、已登录会员；仅模拟用户前台购物操作，无商家、管理员后台业务。</w:t>
       </w:r>
     </w:p>
     <w:p>
@@ -771,36 +795,1673 @@
         <w:jc w:val="left"/>
         <w:outlineLvl w:val="1"/>
       </w:pPr>
-      <w:bookmarkStart w:id="5" w:name="heading_5"/>
+      <w:bookmarkStart w:id="6" w:name="heading_6"/>
       <w:r>
         <w:rPr>
           <w:rFonts w:ascii="Arial" w:eastAsia="等线" w:hAnsi="Arial" w:cs="Arial"/>
           <w:b/>
           <w:sz w:val="32"/>
         </w:rPr>
-        <w:t>三、系统核心角色与业务用户</w:t>
-      </w:r>
-      <w:bookmarkEnd w:id="5"/>
-    </w:p>
-    <w:p>
-      <w:pPr>
-        <w:spacing w:before="120" w:after="120" w:line="288" w:lineRule="auto"/>
-        <w:jc w:val="left"/>
-      </w:pPr>
-      <w:r>
-        <w:rPr>
-          <w:rFonts w:ascii="Arial" w:eastAsia="等线" w:hAnsi="Arial" w:cs="Arial"/>
-          <w:b/>
-          <w:sz w:val="22"/>
-        </w:rPr>
-        <w:t>普通消费者（唯一测试角色）</w:t>
-      </w:r>
-      <w:r>
-        <w:rPr>
-          <w:rFonts w:ascii="Arial" w:eastAsia="等线" w:hAnsi="Arial" w:cs="Arial"/>
-          <w:sz w:val="22"/>
-        </w:rPr>
-        <w:t>：未登录游客、已登录会员；仅模拟用户前台购物操作，无商家、管理员后台业务。</w:t>
+        <w:t>四、五大核心业务模块详细需求</w:t>
+      </w:r>
+      <w:bookmarkEnd w:id="6"/>
+    </w:p>
+    <w:p>
+      <w:pPr>
+        <w:spacing w:before="300" w:after="120" w:line="288" w:lineRule="auto"/>
+        <w:jc w:val="left"/>
+        <w:outlineLvl w:val="2"/>
+      </w:pPr>
+      <w:bookmarkStart w:id="7" w:name="heading_7"/>
+      <w:r>
+        <w:rPr>
+          <w:rFonts w:ascii="Arial" w:eastAsia="等线" w:hAnsi="Arial" w:cs="Arial"/>
+          <w:b/>
+          <w:sz w:val="30"/>
+        </w:rPr>
+        <w:t>模块</w:t>
+      </w:r>
+      <w:r>
+        <w:rPr>
+          <w:rFonts w:ascii="Arial" w:eastAsia="等线" w:hAnsi="Arial" w:cs="Arial"/>
+          <w:b/>
+          <w:sz w:val="30"/>
+        </w:rPr>
+        <w:t xml:space="preserve"> 1</w:t>
+      </w:r>
+      <w:r>
+        <w:rPr>
+          <w:rFonts w:ascii="Arial" w:eastAsia="等线" w:hAnsi="Arial" w:cs="Arial"/>
+          <w:b/>
+          <w:sz w:val="30"/>
+        </w:rPr>
+        <w:t>：用户登录模块（</w:t>
+      </w:r>
+      <w:r>
+        <w:rPr>
+          <w:rFonts w:ascii="Arial" w:eastAsia="等线" w:hAnsi="Arial" w:cs="Arial"/>
+          <w:b/>
+          <w:sz w:val="30"/>
+        </w:rPr>
+        <w:t xml:space="preserve">UI + </w:t>
+      </w:r>
+      <w:r>
+        <w:rPr>
+          <w:rFonts w:ascii="Arial" w:eastAsia="等线" w:hAnsi="Arial" w:cs="Arial"/>
+          <w:b/>
+          <w:sz w:val="30"/>
+        </w:rPr>
+        <w:t>接口双覆盖）</w:t>
+      </w:r>
+      <w:bookmarkEnd w:id="7"/>
+    </w:p>
+    <w:p>
+      <w:pPr>
+        <w:spacing w:before="260" w:after="120" w:line="288" w:lineRule="auto"/>
+        <w:jc w:val="left"/>
+        <w:outlineLvl w:val="3"/>
+      </w:pPr>
+      <w:bookmarkStart w:id="8" w:name="heading_8"/>
+      <w:r>
+        <w:rPr>
+          <w:rFonts w:ascii="Arial" w:eastAsia="等线" w:hAnsi="Arial" w:cs="Arial"/>
+          <w:b/>
+          <w:sz w:val="28"/>
+        </w:rPr>
+        <w:t>业务功能描述</w:t>
+      </w:r>
+      <w:bookmarkEnd w:id="8"/>
+    </w:p>
+    <w:p>
+      <w:pPr>
+        <w:spacing w:before="120" w:after="120" w:line="288" w:lineRule="auto"/>
+        <w:jc w:val="left"/>
+      </w:pPr>
+      <w:r>
+        <w:rPr>
+          <w:rFonts w:ascii="Arial" w:eastAsia="等线" w:hAnsi="Arial" w:cs="Arial"/>
+          <w:sz w:val="22"/>
+        </w:rPr>
+        <w:t>用户输入账号、密码完成身份校验，校验通过发放登录凭证</w:t>
+      </w:r>
+      <w:r>
+        <w:rPr>
+          <w:rFonts w:ascii="Arial" w:eastAsia="等线" w:hAnsi="Arial" w:cs="Arial"/>
+          <w:sz w:val="22"/>
+        </w:rPr>
+        <w:t xml:space="preserve"> token</w:t>
+      </w:r>
+      <w:r>
+        <w:rPr>
+          <w:rFonts w:ascii="Arial" w:eastAsia="等线" w:hAnsi="Arial" w:cs="Arial"/>
+          <w:sz w:val="22"/>
+        </w:rPr>
+        <w:t>，保持会话；校验失败返回对应错误提示。</w:t>
+      </w:r>
+    </w:p>
+    <w:p>
+      <w:pPr>
+        <w:spacing w:before="260" w:after="120" w:line="288" w:lineRule="auto"/>
+        <w:jc w:val="left"/>
+        <w:outlineLvl w:val="3"/>
+      </w:pPr>
+      <w:bookmarkStart w:id="9" w:name="heading_9"/>
+      <w:r>
+        <w:rPr>
+          <w:rFonts w:ascii="Arial" w:eastAsia="等线" w:hAnsi="Arial" w:cs="Arial"/>
+          <w:b/>
+          <w:sz w:val="28"/>
+        </w:rPr>
+        <w:t>1</w:t>
+      </w:r>
+      <w:r>
+        <w:rPr>
+          <w:rFonts w:ascii="Arial" w:eastAsia="等线" w:hAnsi="Arial" w:cs="Arial"/>
+          <w:b/>
+          <w:sz w:val="28"/>
+        </w:rPr>
+        <w:t>）</w:t>
+      </w:r>
+      <w:r>
+        <w:rPr>
+          <w:rFonts w:ascii="Arial" w:eastAsia="等线" w:hAnsi="Arial" w:cs="Arial"/>
+          <w:b/>
+          <w:sz w:val="28"/>
+        </w:rPr>
+        <w:t xml:space="preserve">WebUI </w:t>
+      </w:r>
+      <w:r>
+        <w:rPr>
+          <w:rFonts w:ascii="Arial" w:eastAsia="等线" w:hAnsi="Arial" w:cs="Arial"/>
+          <w:b/>
+          <w:sz w:val="28"/>
+        </w:rPr>
+        <w:t>页面业务规则</w:t>
+      </w:r>
+      <w:bookmarkEnd w:id="9"/>
+    </w:p>
+    <w:p>
+      <w:pPr>
+        <w:numPr>
+          <w:ilvl w:val="0"/>
+          <w:numId w:val="15"/>
+        </w:numPr>
+        <w:spacing w:before="120" w:after="120" w:line="288" w:lineRule="auto"/>
+        <w:jc w:val="left"/>
+      </w:pPr>
+      <w:r>
+        <w:rPr>
+          <w:rFonts w:ascii="Arial" w:eastAsia="等线" w:hAnsi="Arial" w:cs="Arial"/>
+          <w:sz w:val="22"/>
+        </w:rPr>
+        <w:t>页面元素：账号输入框、密码输入框、登录按钮、错误提示弹窗</w:t>
+      </w:r>
+    </w:p>
+    <w:p>
+      <w:pPr>
+        <w:numPr>
+          <w:ilvl w:val="0"/>
+          <w:numId w:val="16"/>
+        </w:numPr>
+        <w:spacing w:before="120" w:after="120" w:line="288" w:lineRule="auto"/>
+        <w:jc w:val="left"/>
+      </w:pPr>
+      <w:r>
+        <w:rPr>
+          <w:rFonts w:ascii="Arial" w:eastAsia="等线" w:hAnsi="Arial" w:cs="Arial"/>
+          <w:sz w:val="22"/>
+        </w:rPr>
+        <w:t>正向业务场景：正确账号</w:t>
+      </w:r>
+      <w:r>
+        <w:rPr>
+          <w:rFonts w:ascii="Arial" w:eastAsia="等线" w:hAnsi="Arial" w:cs="Arial"/>
+          <w:sz w:val="22"/>
+        </w:rPr>
+        <w:t xml:space="preserve"> + </w:t>
+      </w:r>
+      <w:r>
+        <w:rPr>
+          <w:rFonts w:ascii="Arial" w:eastAsia="等线" w:hAnsi="Arial" w:cs="Arial"/>
+          <w:sz w:val="22"/>
+        </w:rPr>
+        <w:t>密码，点击登录跳转商城首页，顶部显示登录用户名</w:t>
+      </w:r>
+    </w:p>
+    <w:p>
+      <w:pPr>
+        <w:numPr>
+          <w:ilvl w:val="0"/>
+          <w:numId w:val="17"/>
+        </w:numPr>
+        <w:spacing w:before="120" w:after="120" w:line="288" w:lineRule="auto"/>
+        <w:jc w:val="left"/>
+      </w:pPr>
+      <w:r>
+        <w:rPr>
+          <w:rFonts w:ascii="Arial" w:eastAsia="等线" w:hAnsi="Arial" w:cs="Arial"/>
+          <w:sz w:val="22"/>
+        </w:rPr>
+        <w:t>反向异常场景（自动化用例覆盖）</w:t>
+      </w:r>
+    </w:p>
+    <w:p>
+      <w:pPr>
+        <w:numPr>
+          <w:ilvl w:val="0"/>
+          <w:numId w:val="18"/>
+        </w:numPr>
+        <w:spacing w:before="120" w:after="120" w:line="288" w:lineRule="auto"/>
+        <w:ind w:left="453"/>
+        <w:jc w:val="left"/>
+      </w:pPr>
+      <w:r>
+        <w:rPr>
+          <w:rFonts w:ascii="Arial" w:eastAsia="等线" w:hAnsi="Arial" w:cs="Arial"/>
+          <w:sz w:val="22"/>
+        </w:rPr>
+        <w:t>账号为空，点击登录，页面提示：请输入用户名</w:t>
+      </w:r>
+    </w:p>
+    <w:p>
+      <w:pPr>
+        <w:numPr>
+          <w:ilvl w:val="0"/>
+          <w:numId w:val="19"/>
+        </w:numPr>
+        <w:spacing w:before="120" w:after="120" w:line="288" w:lineRule="auto"/>
+        <w:ind w:left="453"/>
+        <w:jc w:val="left"/>
+      </w:pPr>
+      <w:r>
+        <w:rPr>
+          <w:rFonts w:ascii="Arial" w:eastAsia="等线" w:hAnsi="Arial" w:cs="Arial"/>
+          <w:sz w:val="22"/>
+        </w:rPr>
+        <w:t>密码为空，点击登录，页面提示：请输入密码</w:t>
+      </w:r>
+    </w:p>
+    <w:p>
+      <w:pPr>
+        <w:numPr>
+          <w:ilvl w:val="0"/>
+          <w:numId w:val="20"/>
+        </w:numPr>
+        <w:spacing w:before="120" w:after="120" w:line="288" w:lineRule="auto"/>
+        <w:ind w:left="453"/>
+        <w:jc w:val="left"/>
+      </w:pPr>
+      <w:r>
+        <w:rPr>
+          <w:rFonts w:ascii="Arial" w:eastAsia="等线" w:hAnsi="Arial" w:cs="Arial"/>
+          <w:sz w:val="22"/>
+        </w:rPr>
+        <w:t>账号正确、密码错误，页面提示：账号或密码不正确</w:t>
+      </w:r>
+    </w:p>
+    <w:p>
+      <w:pPr>
+        <w:numPr>
+          <w:ilvl w:val="0"/>
+          <w:numId w:val="21"/>
+        </w:numPr>
+        <w:spacing w:before="120" w:after="120" w:line="288" w:lineRule="auto"/>
+        <w:jc w:val="left"/>
+      </w:pPr>
+      <w:r>
+        <w:rPr>
+          <w:rFonts w:ascii="Arial" w:eastAsia="等线" w:hAnsi="Arial" w:cs="Arial"/>
+          <w:sz w:val="22"/>
+        </w:rPr>
+        <w:t>业务约束：未登录状态无法进入购物车、结算下单页面，跳转至登录页</w:t>
+      </w:r>
+    </w:p>
+    <w:p>
+      <w:pPr>
+        <w:spacing w:before="260" w:after="120" w:line="288" w:lineRule="auto"/>
+        <w:jc w:val="left"/>
+        <w:outlineLvl w:val="3"/>
+      </w:pPr>
+      <w:bookmarkStart w:id="10" w:name="heading_10"/>
+      <w:r>
+        <w:rPr>
+          <w:rFonts w:ascii="Arial" w:eastAsia="等线" w:hAnsi="Arial" w:cs="Arial"/>
+          <w:b/>
+          <w:sz w:val="28"/>
+        </w:rPr>
+        <w:t>2</w:t>
+      </w:r>
+      <w:r>
+        <w:rPr>
+          <w:rFonts w:ascii="Arial" w:eastAsia="等线" w:hAnsi="Arial" w:cs="Arial"/>
+          <w:b/>
+          <w:sz w:val="28"/>
+        </w:rPr>
+        <w:t>）登录接口业务规则（</w:t>
+      </w:r>
+      <w:r>
+        <w:rPr>
+          <w:rFonts w:ascii="Arial" w:eastAsia="等线" w:hAnsi="Arial" w:cs="Arial"/>
+          <w:b/>
+          <w:sz w:val="28"/>
+        </w:rPr>
+        <w:t xml:space="preserve">RESTful POST </w:t>
+      </w:r>
+      <w:r>
+        <w:rPr>
+          <w:rFonts w:ascii="Arial" w:eastAsia="等线" w:hAnsi="Arial" w:cs="Arial"/>
+          <w:b/>
+          <w:sz w:val="28"/>
+        </w:rPr>
+        <w:t>接口</w:t>
+      </w:r>
+      <w:r>
+        <w:rPr>
+          <w:rFonts w:ascii="Arial" w:eastAsia="等线" w:hAnsi="Arial" w:cs="Arial"/>
+          <w:b/>
+          <w:sz w:val="28"/>
+        </w:rPr>
+        <w:t xml:space="preserve"> /user/login</w:t>
+      </w:r>
+      <w:r>
+        <w:rPr>
+          <w:rFonts w:ascii="Arial" w:eastAsia="等线" w:hAnsi="Arial" w:cs="Arial"/>
+          <w:b/>
+          <w:sz w:val="28"/>
+        </w:rPr>
+        <w:t>）</w:t>
+      </w:r>
+      <w:bookmarkEnd w:id="10"/>
+    </w:p>
+    <w:p>
+      <w:pPr>
+        <w:numPr>
+          <w:ilvl w:val="0"/>
+          <w:numId w:val="22"/>
+        </w:numPr>
+        <w:spacing w:before="120" w:after="120" w:line="288" w:lineRule="auto"/>
+        <w:jc w:val="left"/>
+      </w:pPr>
+      <w:r>
+        <w:rPr>
+          <w:rFonts w:ascii="Arial" w:eastAsia="等线" w:hAnsi="Arial" w:cs="Arial"/>
+          <w:sz w:val="22"/>
+        </w:rPr>
+        <w:t>请求入参（</w:t>
+      </w:r>
+      <w:r>
+        <w:rPr>
+          <w:rFonts w:ascii="Arial" w:eastAsia="等线" w:hAnsi="Arial" w:cs="Arial"/>
+          <w:sz w:val="22"/>
+        </w:rPr>
+        <w:t xml:space="preserve">YAML </w:t>
+      </w:r>
+      <w:r>
+        <w:rPr>
+          <w:rFonts w:ascii="Arial" w:eastAsia="等线" w:hAnsi="Arial" w:cs="Arial"/>
+          <w:sz w:val="22"/>
+        </w:rPr>
+        <w:t>配置存储）：</w:t>
+      </w:r>
+      <w:r>
+        <w:rPr>
+          <w:rFonts w:ascii="Arial" w:eastAsia="等线" w:hAnsi="Arial" w:cs="Arial"/>
+          <w:sz w:val="22"/>
+        </w:rPr>
+        <w:t>username</w:t>
+      </w:r>
+      <w:r>
+        <w:rPr>
+          <w:rFonts w:ascii="Arial" w:eastAsia="等线" w:hAnsi="Arial" w:cs="Arial"/>
+          <w:sz w:val="22"/>
+        </w:rPr>
+        <w:t>、</w:t>
+      </w:r>
+      <w:r>
+        <w:rPr>
+          <w:rFonts w:ascii="Arial" w:eastAsia="等线" w:hAnsi="Arial" w:cs="Arial"/>
+          <w:sz w:val="22"/>
+        </w:rPr>
+        <w:t>password</w:t>
+      </w:r>
+    </w:p>
+    <w:p>
+      <w:pPr>
+        <w:numPr>
+          <w:ilvl w:val="0"/>
+          <w:numId w:val="23"/>
+        </w:numPr>
+        <w:spacing w:before="120" w:after="120" w:line="288" w:lineRule="auto"/>
+        <w:jc w:val="left"/>
+      </w:pPr>
+      <w:r>
+        <w:rPr>
+          <w:rFonts w:ascii="Arial" w:eastAsia="等线" w:hAnsi="Arial" w:cs="Arial"/>
+          <w:sz w:val="22"/>
+        </w:rPr>
+        <w:t>接口响应规则：</w:t>
+      </w:r>
+    </w:p>
+    <w:p>
+      <w:pPr>
+        <w:numPr>
+          <w:ilvl w:val="0"/>
+          <w:numId w:val="24"/>
+        </w:numPr>
+        <w:spacing w:before="120" w:after="120" w:line="288" w:lineRule="auto"/>
+        <w:ind w:left="453"/>
+        <w:jc w:val="left"/>
+      </w:pPr>
+      <w:r>
+        <w:rPr>
+          <w:rFonts w:ascii="Arial" w:eastAsia="等线" w:hAnsi="Arial" w:cs="Arial"/>
+          <w:sz w:val="22"/>
+        </w:rPr>
+        <w:t>校验成功：返回</w:t>
+      </w:r>
+      <w:r>
+        <w:rPr>
+          <w:rFonts w:ascii="Arial" w:eastAsia="等线" w:hAnsi="Arial" w:cs="Arial"/>
+          <w:sz w:val="22"/>
+        </w:rPr>
+        <w:t xml:space="preserve"> code=200</w:t>
+      </w:r>
+      <w:r>
+        <w:rPr>
+          <w:rFonts w:ascii="Arial" w:eastAsia="等线" w:hAnsi="Arial" w:cs="Arial"/>
+          <w:sz w:val="22"/>
+        </w:rPr>
+        <w:t>，</w:t>
+      </w:r>
+      <w:r>
+        <w:rPr>
+          <w:rFonts w:ascii="Arial" w:eastAsia="等线" w:hAnsi="Arial" w:cs="Arial"/>
+          <w:sz w:val="22"/>
+        </w:rPr>
+        <w:t>msg="</w:t>
+      </w:r>
+      <w:r>
+        <w:rPr>
+          <w:rFonts w:ascii="Arial" w:eastAsia="等线" w:hAnsi="Arial" w:cs="Arial"/>
+          <w:sz w:val="22"/>
+        </w:rPr>
+        <w:t>登录成功</w:t>
+      </w:r>
+      <w:r>
+        <w:rPr>
+          <w:rFonts w:ascii="Arial" w:eastAsia="等线" w:hAnsi="Arial" w:cs="Arial"/>
+          <w:sz w:val="22"/>
+        </w:rPr>
+        <w:t>"</w:t>
+      </w:r>
+      <w:r>
+        <w:rPr>
+          <w:rFonts w:ascii="Arial" w:eastAsia="等线" w:hAnsi="Arial" w:cs="Arial"/>
+          <w:sz w:val="22"/>
+        </w:rPr>
+        <w:t>，</w:t>
+      </w:r>
+      <w:r>
+        <w:rPr>
+          <w:rFonts w:ascii="Arial" w:eastAsia="等线" w:hAnsi="Arial" w:cs="Arial"/>
+          <w:sz w:val="22"/>
+        </w:rPr>
+        <w:t xml:space="preserve">data </w:t>
+      </w:r>
+      <w:r>
+        <w:rPr>
+          <w:rFonts w:ascii="Arial" w:eastAsia="等线" w:hAnsi="Arial" w:cs="Arial"/>
+          <w:sz w:val="22"/>
+        </w:rPr>
+        <w:t>携带有效</w:t>
+      </w:r>
+      <w:r>
+        <w:rPr>
+          <w:rFonts w:ascii="Arial" w:eastAsia="等线" w:hAnsi="Arial" w:cs="Arial"/>
+          <w:sz w:val="22"/>
+        </w:rPr>
+        <w:t xml:space="preserve"> token </w:t>
+      </w:r>
+      <w:r>
+        <w:rPr>
+          <w:rFonts w:ascii="Arial" w:eastAsia="等线" w:hAnsi="Arial" w:cs="Arial"/>
+          <w:sz w:val="22"/>
+        </w:rPr>
+        <w:t>令牌</w:t>
+      </w:r>
+    </w:p>
+    <w:p>
+      <w:pPr>
+        <w:numPr>
+          <w:ilvl w:val="0"/>
+          <w:numId w:val="25"/>
+        </w:numPr>
+        <w:spacing w:before="120" w:after="120" w:line="288" w:lineRule="auto"/>
+        <w:ind w:left="453"/>
+        <w:jc w:val="left"/>
+      </w:pPr>
+      <w:r>
+        <w:rPr>
+          <w:rFonts w:ascii="Arial" w:eastAsia="等线" w:hAnsi="Arial" w:cs="Arial"/>
+          <w:sz w:val="22"/>
+        </w:rPr>
+        <w:t>校验失败：返回</w:t>
+      </w:r>
+      <w:r>
+        <w:rPr>
+          <w:rFonts w:ascii="Arial" w:eastAsia="等线" w:hAnsi="Arial" w:cs="Arial"/>
+          <w:sz w:val="22"/>
+        </w:rPr>
+        <w:t xml:space="preserve"> code=400</w:t>
+      </w:r>
+      <w:r>
+        <w:rPr>
+          <w:rFonts w:ascii="Arial" w:eastAsia="等线" w:hAnsi="Arial" w:cs="Arial"/>
+          <w:sz w:val="22"/>
+        </w:rPr>
+        <w:t>，</w:t>
+      </w:r>
+      <w:r>
+        <w:rPr>
+          <w:rFonts w:ascii="Arial" w:eastAsia="等线" w:hAnsi="Arial" w:cs="Arial"/>
+          <w:sz w:val="22"/>
+        </w:rPr>
+        <w:t xml:space="preserve">msg </w:t>
+      </w:r>
+      <w:r>
+        <w:rPr>
+          <w:rFonts w:ascii="Arial" w:eastAsia="等线" w:hAnsi="Arial" w:cs="Arial"/>
+          <w:sz w:val="22"/>
+        </w:rPr>
+        <w:t>对应错误文本，无</w:t>
+      </w:r>
+      <w:r>
+        <w:rPr>
+          <w:rFonts w:ascii="Arial" w:eastAsia="等线" w:hAnsi="Arial" w:cs="Arial"/>
+          <w:sz w:val="22"/>
+        </w:rPr>
+        <w:t xml:space="preserve"> token </w:t>
+      </w:r>
+      <w:r>
+        <w:rPr>
+          <w:rFonts w:ascii="Arial" w:eastAsia="等线" w:hAnsi="Arial" w:cs="Arial"/>
+          <w:sz w:val="22"/>
+        </w:rPr>
+        <w:t>返回</w:t>
+      </w:r>
+    </w:p>
+    <w:p>
+      <w:pPr>
+        <w:numPr>
+          <w:ilvl w:val="0"/>
+          <w:numId w:val="26"/>
+        </w:numPr>
+        <w:spacing w:before="120" w:after="120" w:line="288" w:lineRule="auto"/>
+        <w:jc w:val="left"/>
+      </w:pPr>
+      <w:r>
+        <w:rPr>
+          <w:rFonts w:ascii="Arial" w:eastAsia="等线" w:hAnsi="Arial" w:cs="Arial"/>
+          <w:sz w:val="22"/>
+        </w:rPr>
+        <w:t>业务约束：后续购物车、订单接口请求必须在请求头携带</w:t>
+      </w:r>
+      <w:r>
+        <w:rPr>
+          <w:rFonts w:ascii="Arial" w:eastAsia="等线" w:hAnsi="Arial" w:cs="Arial"/>
+          <w:sz w:val="22"/>
+        </w:rPr>
+        <w:t xml:space="preserve"> token</w:t>
+      </w:r>
+      <w:r>
+        <w:rPr>
+          <w:rFonts w:ascii="Arial" w:eastAsia="等线" w:hAnsi="Arial" w:cs="Arial"/>
+          <w:sz w:val="22"/>
+        </w:rPr>
+        <w:t>，否则返回未授权</w:t>
+      </w:r>
+    </w:p>
+    <w:p>
+      <w:pPr>
+        <w:spacing w:before="300" w:after="120" w:line="288" w:lineRule="auto"/>
+        <w:jc w:val="left"/>
+        <w:outlineLvl w:val="2"/>
+      </w:pPr>
+      <w:bookmarkStart w:id="11" w:name="heading_11"/>
+      <w:r>
+        <w:rPr>
+          <w:rFonts w:ascii="Arial" w:eastAsia="等线" w:hAnsi="Arial" w:cs="Arial"/>
+          <w:b/>
+          <w:sz w:val="30"/>
+        </w:rPr>
+        <w:t>模块</w:t>
+      </w:r>
+      <w:r>
+        <w:rPr>
+          <w:rFonts w:ascii="Arial" w:eastAsia="等线" w:hAnsi="Arial" w:cs="Arial"/>
+          <w:b/>
+          <w:sz w:val="30"/>
+        </w:rPr>
+        <w:t xml:space="preserve"> 2</w:t>
+      </w:r>
+      <w:r>
+        <w:rPr>
+          <w:rFonts w:ascii="Arial" w:eastAsia="等线" w:hAnsi="Arial" w:cs="Arial"/>
+          <w:b/>
+          <w:sz w:val="30"/>
+        </w:rPr>
+        <w:t>：商品搜索与商品详情模块（仅</w:t>
+      </w:r>
+      <w:r>
+        <w:rPr>
+          <w:rFonts w:ascii="Arial" w:eastAsia="等线" w:hAnsi="Arial" w:cs="Arial"/>
+          <w:b/>
+          <w:sz w:val="30"/>
+        </w:rPr>
+        <w:t xml:space="preserve"> WebUI</w:t>
+      </w:r>
+      <w:r>
+        <w:rPr>
+          <w:rFonts w:ascii="Arial" w:eastAsia="等线" w:hAnsi="Arial" w:cs="Arial"/>
+          <w:b/>
+          <w:sz w:val="30"/>
+        </w:rPr>
+        <w:t>）</w:t>
+      </w:r>
+      <w:bookmarkEnd w:id="11"/>
+    </w:p>
+    <w:p>
+      <w:pPr>
+        <w:spacing w:before="260" w:after="120" w:line="288" w:lineRule="auto"/>
+        <w:jc w:val="left"/>
+        <w:outlineLvl w:val="3"/>
+      </w:pPr>
+      <w:bookmarkStart w:id="12" w:name="heading_12"/>
+      <w:r>
+        <w:rPr>
+          <w:rFonts w:ascii="Arial" w:eastAsia="等线" w:hAnsi="Arial" w:cs="Arial"/>
+          <w:b/>
+          <w:sz w:val="28"/>
+        </w:rPr>
+        <w:t>业务功能描述</w:t>
+      </w:r>
+      <w:bookmarkEnd w:id="12"/>
+    </w:p>
+    <w:p>
+      <w:pPr>
+        <w:spacing w:before="120" w:after="120" w:line="288" w:lineRule="auto"/>
+        <w:jc w:val="left"/>
+      </w:pPr>
+      <w:r>
+        <w:rPr>
+          <w:rFonts w:ascii="Arial" w:eastAsia="等线" w:hAnsi="Arial" w:cs="Arial"/>
+          <w:sz w:val="22"/>
+        </w:rPr>
+        <w:t>用户在商城首页搜索框输入商品关键词，系统匹配对应商品列表；点击商品进入详情</w:t>
+      </w:r>
+      <w:r>
+        <w:rPr>
+          <w:rFonts w:ascii="Arial" w:eastAsia="等线" w:hAnsi="Arial" w:cs="Arial"/>
+          <w:sz w:val="22"/>
+        </w:rPr>
+        <w:lastRenderedPageBreak/>
+        <w:t>页，查看商品规格、价格、库存，支持选择规格加入购物车。</w:t>
+      </w:r>
+    </w:p>
+    <w:p>
+      <w:pPr>
+        <w:spacing w:before="260" w:after="120" w:line="288" w:lineRule="auto"/>
+        <w:jc w:val="left"/>
+        <w:outlineLvl w:val="3"/>
+      </w:pPr>
+      <w:bookmarkStart w:id="13" w:name="heading_13"/>
+      <w:r>
+        <w:rPr>
+          <w:rFonts w:ascii="Arial" w:eastAsia="等线" w:hAnsi="Arial" w:cs="Arial"/>
+          <w:b/>
+          <w:sz w:val="28"/>
+        </w:rPr>
+        <w:t>业务规则</w:t>
+      </w:r>
+      <w:bookmarkEnd w:id="13"/>
+    </w:p>
+    <w:p>
+      <w:pPr>
+        <w:numPr>
+          <w:ilvl w:val="0"/>
+          <w:numId w:val="27"/>
+        </w:numPr>
+        <w:spacing w:before="120" w:after="120" w:line="288" w:lineRule="auto"/>
+        <w:jc w:val="left"/>
+      </w:pPr>
+      <w:r>
+        <w:rPr>
+          <w:rFonts w:ascii="Arial" w:eastAsia="等线" w:hAnsi="Arial" w:cs="Arial"/>
+          <w:sz w:val="22"/>
+        </w:rPr>
+        <w:t>首页搜索框输入关键词「手机」，点击搜索按钮，页面展示全部手机类商品列表；</w:t>
+      </w:r>
+    </w:p>
+    <w:p>
+      <w:pPr>
+        <w:numPr>
+          <w:ilvl w:val="0"/>
+          <w:numId w:val="28"/>
+        </w:numPr>
+        <w:spacing w:before="120" w:after="120" w:line="288" w:lineRule="auto"/>
+        <w:jc w:val="left"/>
+      </w:pPr>
+      <w:r>
+        <w:rPr>
+          <w:rFonts w:ascii="Arial" w:eastAsia="等线" w:hAnsi="Arial" w:cs="Arial"/>
+          <w:sz w:val="22"/>
+        </w:rPr>
+        <w:t>点击列表第一个商品，跳转商品详情页；</w:t>
+      </w:r>
+    </w:p>
+    <w:p>
+      <w:pPr>
+        <w:numPr>
+          <w:ilvl w:val="0"/>
+          <w:numId w:val="29"/>
+        </w:numPr>
+        <w:spacing w:before="120" w:after="120" w:line="288" w:lineRule="auto"/>
+        <w:jc w:val="left"/>
+      </w:pPr>
+      <w:r>
+        <w:rPr>
+          <w:rFonts w:ascii="Arial" w:eastAsia="等线" w:hAnsi="Arial" w:cs="Arial"/>
+          <w:sz w:val="22"/>
+        </w:rPr>
+        <w:t>详情页支持选择商品规格，不同规格对应不同售价；</w:t>
+      </w:r>
+    </w:p>
+    <w:p>
+      <w:pPr>
+        <w:numPr>
+          <w:ilvl w:val="0"/>
+          <w:numId w:val="30"/>
+        </w:numPr>
+        <w:spacing w:before="120" w:after="120" w:line="288" w:lineRule="auto"/>
+        <w:jc w:val="left"/>
+      </w:pPr>
+      <w:r>
+        <w:rPr>
+          <w:rFonts w:ascii="Arial" w:eastAsia="等线" w:hAnsi="Arial" w:cs="Arial"/>
+          <w:sz w:val="22"/>
+        </w:rPr>
+        <w:t>点击【加入购物车】按钮，弹出提示</w:t>
+      </w:r>
+      <w:r>
+        <w:rPr>
+          <w:rFonts w:ascii="Arial" w:eastAsia="等线" w:hAnsi="Arial" w:cs="Arial"/>
+          <w:sz w:val="22"/>
+        </w:rPr>
+        <w:t xml:space="preserve"> “</w:t>
+      </w:r>
+      <w:r>
+        <w:rPr>
+          <w:rFonts w:ascii="Arial" w:eastAsia="等线" w:hAnsi="Arial" w:cs="Arial"/>
+          <w:sz w:val="22"/>
+        </w:rPr>
+        <w:t>加入购物车成功</w:t>
+      </w:r>
+      <w:r>
+        <w:rPr>
+          <w:rFonts w:ascii="Arial" w:eastAsia="等线" w:hAnsi="Arial" w:cs="Arial"/>
+          <w:sz w:val="22"/>
+        </w:rPr>
+        <w:t>”</w:t>
+      </w:r>
+      <w:r>
+        <w:rPr>
+          <w:rFonts w:ascii="Arial" w:eastAsia="等线" w:hAnsi="Arial" w:cs="Arial"/>
+          <w:sz w:val="22"/>
+        </w:rPr>
+        <w:t>。</w:t>
+      </w:r>
+    </w:p>
+    <w:p>
+      <w:pPr>
+        <w:spacing w:before="300" w:after="120" w:line="288" w:lineRule="auto"/>
+        <w:jc w:val="left"/>
+        <w:outlineLvl w:val="2"/>
+      </w:pPr>
+      <w:bookmarkStart w:id="14" w:name="heading_14"/>
+      <w:r>
+        <w:rPr>
+          <w:rFonts w:ascii="Arial" w:eastAsia="等线" w:hAnsi="Arial" w:cs="Arial"/>
+          <w:b/>
+          <w:sz w:val="30"/>
+        </w:rPr>
+        <w:t>模块</w:t>
+      </w:r>
+      <w:r>
+        <w:rPr>
+          <w:rFonts w:ascii="Arial" w:eastAsia="等线" w:hAnsi="Arial" w:cs="Arial"/>
+          <w:b/>
+          <w:sz w:val="30"/>
+        </w:rPr>
+        <w:t xml:space="preserve"> 3</w:t>
+      </w:r>
+      <w:r>
+        <w:rPr>
+          <w:rFonts w:ascii="Arial" w:eastAsia="等线" w:hAnsi="Arial" w:cs="Arial"/>
+          <w:b/>
+          <w:sz w:val="30"/>
+        </w:rPr>
+        <w:t>：购物车管理模块（</w:t>
+      </w:r>
+      <w:r>
+        <w:rPr>
+          <w:rFonts w:ascii="Arial" w:eastAsia="等线" w:hAnsi="Arial" w:cs="Arial"/>
+          <w:b/>
+          <w:sz w:val="30"/>
+        </w:rPr>
+        <w:t xml:space="preserve">UI </w:t>
+      </w:r>
+      <w:r>
+        <w:rPr>
+          <w:rFonts w:ascii="Arial" w:eastAsia="等线" w:hAnsi="Arial" w:cs="Arial"/>
+          <w:b/>
+          <w:sz w:val="30"/>
+        </w:rPr>
+        <w:t>页面</w:t>
+      </w:r>
+      <w:r>
+        <w:rPr>
+          <w:rFonts w:ascii="Arial" w:eastAsia="等线" w:hAnsi="Arial" w:cs="Arial"/>
+          <w:b/>
+          <w:sz w:val="30"/>
+        </w:rPr>
+        <w:t xml:space="preserve"> + </w:t>
+      </w:r>
+      <w:r>
+        <w:rPr>
+          <w:rFonts w:ascii="Arial" w:eastAsia="等线" w:hAnsi="Arial" w:cs="Arial"/>
+          <w:b/>
+          <w:sz w:val="30"/>
+        </w:rPr>
+        <w:t>接口双覆盖）</w:t>
+      </w:r>
+      <w:bookmarkEnd w:id="14"/>
+    </w:p>
+    <w:p>
+      <w:pPr>
+        <w:spacing w:before="260" w:after="120" w:line="288" w:lineRule="auto"/>
+        <w:jc w:val="left"/>
+        <w:outlineLvl w:val="3"/>
+      </w:pPr>
+      <w:bookmarkStart w:id="15" w:name="heading_15"/>
+      <w:r>
+        <w:rPr>
+          <w:rFonts w:ascii="Arial" w:eastAsia="等线" w:hAnsi="Arial" w:cs="Arial"/>
+          <w:b/>
+          <w:sz w:val="28"/>
+        </w:rPr>
+        <w:t>业务功能描述</w:t>
+      </w:r>
+      <w:bookmarkEnd w:id="15"/>
+    </w:p>
+    <w:p>
+      <w:pPr>
+        <w:spacing w:before="120" w:after="120" w:line="288" w:lineRule="auto"/>
+        <w:jc w:val="left"/>
+      </w:pPr>
+      <w:r>
+        <w:rPr>
+          <w:rFonts w:ascii="Arial" w:eastAsia="等线" w:hAnsi="Arial" w:cs="Arial"/>
+          <w:sz w:val="22"/>
+        </w:rPr>
+        <w:t>登录用户可查看已添加商品，修改商品购买数量、勾选商品、删除商品，勾选商品后可跳转结算下单页面。</w:t>
+      </w:r>
+    </w:p>
+    <w:p>
+      <w:pPr>
+        <w:spacing w:before="260" w:after="120" w:line="288" w:lineRule="auto"/>
+        <w:jc w:val="left"/>
+        <w:outlineLvl w:val="3"/>
+      </w:pPr>
+      <w:bookmarkStart w:id="16" w:name="heading_16"/>
+      <w:r>
+        <w:rPr>
+          <w:rFonts w:ascii="Arial" w:eastAsia="等线" w:hAnsi="Arial" w:cs="Arial"/>
+          <w:b/>
+          <w:sz w:val="28"/>
+        </w:rPr>
+        <w:t>1</w:t>
+      </w:r>
+      <w:r>
+        <w:rPr>
+          <w:rFonts w:ascii="Arial" w:eastAsia="等线" w:hAnsi="Arial" w:cs="Arial"/>
+          <w:b/>
+          <w:sz w:val="28"/>
+        </w:rPr>
+        <w:t>）</w:t>
+      </w:r>
+      <w:r>
+        <w:rPr>
+          <w:rFonts w:ascii="Arial" w:eastAsia="等线" w:hAnsi="Arial" w:cs="Arial"/>
+          <w:b/>
+          <w:sz w:val="28"/>
+        </w:rPr>
+        <w:t xml:space="preserve">UI </w:t>
+      </w:r>
+      <w:r>
+        <w:rPr>
+          <w:rFonts w:ascii="Arial" w:eastAsia="等线" w:hAnsi="Arial" w:cs="Arial"/>
+          <w:b/>
+          <w:sz w:val="28"/>
+        </w:rPr>
+        <w:t>页面业务规则</w:t>
+      </w:r>
+      <w:bookmarkEnd w:id="16"/>
+    </w:p>
+    <w:p>
+      <w:pPr>
+        <w:numPr>
+          <w:ilvl w:val="0"/>
+          <w:numId w:val="31"/>
+        </w:numPr>
+        <w:spacing w:before="120" w:after="120" w:line="288" w:lineRule="auto"/>
+        <w:jc w:val="left"/>
+      </w:pPr>
+      <w:r>
+        <w:rPr>
+          <w:rFonts w:ascii="Arial" w:eastAsia="等线" w:hAnsi="Arial" w:cs="Arial"/>
+          <w:sz w:val="22"/>
+        </w:rPr>
+        <w:t>进入购物车页面，展示已添加商品名称、规格、单价、小计金额；</w:t>
+      </w:r>
+    </w:p>
+    <w:p>
+      <w:pPr>
+        <w:numPr>
+          <w:ilvl w:val="0"/>
+          <w:numId w:val="32"/>
+        </w:numPr>
+        <w:spacing w:before="120" w:after="120" w:line="288" w:lineRule="auto"/>
+        <w:jc w:val="left"/>
+      </w:pPr>
+      <w:r>
+        <w:rPr>
+          <w:rFonts w:ascii="Arial" w:eastAsia="等线" w:hAnsi="Arial" w:cs="Arial"/>
+          <w:sz w:val="22"/>
+        </w:rPr>
+        <w:t>数量加减按钮：数量最小值为</w:t>
+      </w:r>
+      <w:r>
+        <w:rPr>
+          <w:rFonts w:ascii="Arial" w:eastAsia="等线" w:hAnsi="Arial" w:cs="Arial"/>
+          <w:sz w:val="22"/>
+        </w:rPr>
+        <w:t xml:space="preserve"> 1</w:t>
+      </w:r>
+      <w:r>
+        <w:rPr>
+          <w:rFonts w:ascii="Arial" w:eastAsia="等线" w:hAnsi="Arial" w:cs="Arial"/>
+          <w:sz w:val="22"/>
+        </w:rPr>
+        <w:t>，不可减至</w:t>
+      </w:r>
+      <w:r>
+        <w:rPr>
+          <w:rFonts w:ascii="Arial" w:eastAsia="等线" w:hAnsi="Arial" w:cs="Arial"/>
+          <w:sz w:val="22"/>
+        </w:rPr>
+        <w:t xml:space="preserve"> 0</w:t>
+      </w:r>
+      <w:r>
+        <w:rPr>
+          <w:rFonts w:ascii="Arial" w:eastAsia="等线" w:hAnsi="Arial" w:cs="Arial"/>
+          <w:sz w:val="22"/>
+        </w:rPr>
+        <w:t>；</w:t>
+      </w:r>
+    </w:p>
+    <w:p>
+      <w:pPr>
+        <w:numPr>
+          <w:ilvl w:val="0"/>
+          <w:numId w:val="33"/>
+        </w:numPr>
+        <w:spacing w:before="120" w:after="120" w:line="288" w:lineRule="auto"/>
+        <w:jc w:val="left"/>
+      </w:pPr>
+      <w:r>
+        <w:rPr>
+          <w:rFonts w:ascii="Arial" w:eastAsia="等线" w:hAnsi="Arial" w:cs="Arial"/>
+          <w:sz w:val="22"/>
+        </w:rPr>
+        <w:t>勾选目标商品，页面底部自动计算商品总金额；</w:t>
+      </w:r>
+    </w:p>
+    <w:p>
+      <w:pPr>
+        <w:numPr>
+          <w:ilvl w:val="0"/>
+          <w:numId w:val="34"/>
+        </w:numPr>
+        <w:spacing w:before="120" w:after="120" w:line="288" w:lineRule="auto"/>
+        <w:jc w:val="left"/>
+      </w:pPr>
+      <w:r>
+        <w:rPr>
+          <w:rFonts w:ascii="Arial" w:eastAsia="等线" w:hAnsi="Arial" w:cs="Arial"/>
+          <w:sz w:val="22"/>
+        </w:rPr>
+        <w:t>点击【去结算】，跳转订单确认页面。</w:t>
+      </w:r>
+    </w:p>
+    <w:p>
+      <w:pPr>
+        <w:spacing w:before="260" w:after="120" w:line="288" w:lineRule="auto"/>
+        <w:jc w:val="left"/>
+        <w:outlineLvl w:val="3"/>
+      </w:pPr>
+      <w:bookmarkStart w:id="17" w:name="heading_17"/>
+      <w:r>
+        <w:rPr>
+          <w:rFonts w:ascii="Arial" w:eastAsia="等线" w:hAnsi="Arial" w:cs="Arial"/>
+          <w:b/>
+          <w:sz w:val="28"/>
+        </w:rPr>
+        <w:t>2</w:t>
+      </w:r>
+      <w:r>
+        <w:rPr>
+          <w:rFonts w:ascii="Arial" w:eastAsia="等线" w:hAnsi="Arial" w:cs="Arial"/>
+          <w:b/>
+          <w:sz w:val="28"/>
+        </w:rPr>
+        <w:t>）购物车新增接口</w:t>
+      </w:r>
+      <w:r>
+        <w:rPr>
+          <w:rFonts w:ascii="Arial" w:eastAsia="等线" w:hAnsi="Arial" w:cs="Arial"/>
+          <w:b/>
+          <w:sz w:val="28"/>
+        </w:rPr>
+        <w:t xml:space="preserve"> /cart/add</w:t>
+      </w:r>
+      <w:bookmarkEnd w:id="17"/>
+    </w:p>
+    <w:p>
+      <w:pPr>
+        <w:numPr>
+          <w:ilvl w:val="0"/>
+          <w:numId w:val="35"/>
+        </w:numPr>
+        <w:spacing w:before="120" w:after="120" w:line="288" w:lineRule="auto"/>
+        <w:jc w:val="left"/>
+      </w:pPr>
+      <w:r>
+        <w:rPr>
+          <w:rFonts w:ascii="Arial" w:eastAsia="等线" w:hAnsi="Arial" w:cs="Arial"/>
+          <w:sz w:val="22"/>
+        </w:rPr>
+        <w:t>请求方式</w:t>
+      </w:r>
+      <w:r>
+        <w:rPr>
+          <w:rFonts w:ascii="Arial" w:eastAsia="等线" w:hAnsi="Arial" w:cs="Arial"/>
+          <w:sz w:val="22"/>
+        </w:rPr>
+        <w:t xml:space="preserve"> POST</w:t>
+      </w:r>
+      <w:r>
+        <w:rPr>
+          <w:rFonts w:ascii="Arial" w:eastAsia="等线" w:hAnsi="Arial" w:cs="Arial"/>
+          <w:sz w:val="22"/>
+        </w:rPr>
+        <w:t>，请求头携带登录</w:t>
+      </w:r>
+      <w:r>
+        <w:rPr>
+          <w:rFonts w:ascii="Arial" w:eastAsia="等线" w:hAnsi="Arial" w:cs="Arial"/>
+          <w:sz w:val="22"/>
+        </w:rPr>
+        <w:t xml:space="preserve"> token</w:t>
+      </w:r>
+      <w:r>
+        <w:rPr>
+          <w:rFonts w:ascii="Arial" w:eastAsia="等线" w:hAnsi="Arial" w:cs="Arial"/>
+          <w:sz w:val="22"/>
+        </w:rPr>
+        <w:t>；</w:t>
+      </w:r>
+    </w:p>
+    <w:p>
+      <w:pPr>
+        <w:numPr>
+          <w:ilvl w:val="0"/>
+          <w:numId w:val="36"/>
+        </w:numPr>
+        <w:spacing w:before="120" w:after="120" w:line="288" w:lineRule="auto"/>
+        <w:jc w:val="left"/>
+      </w:pPr>
+      <w:r>
+        <w:rPr>
+          <w:rFonts w:ascii="Arial" w:eastAsia="等线" w:hAnsi="Arial" w:cs="Arial"/>
+          <w:sz w:val="22"/>
+        </w:rPr>
+        <w:t>入参：商品</w:t>
+      </w:r>
+      <w:r>
+        <w:rPr>
+          <w:rFonts w:ascii="Arial" w:eastAsia="等线" w:hAnsi="Arial" w:cs="Arial"/>
+          <w:sz w:val="22"/>
+        </w:rPr>
+        <w:t xml:space="preserve"> ID</w:t>
+      </w:r>
+      <w:r>
+        <w:rPr>
+          <w:rFonts w:ascii="Arial" w:eastAsia="等线" w:hAnsi="Arial" w:cs="Arial"/>
+          <w:sz w:val="22"/>
+        </w:rPr>
+        <w:t>、选中规格</w:t>
+      </w:r>
+      <w:r>
+        <w:rPr>
+          <w:rFonts w:ascii="Arial" w:eastAsia="等线" w:hAnsi="Arial" w:cs="Arial"/>
+          <w:sz w:val="22"/>
+        </w:rPr>
+        <w:t xml:space="preserve"> ID</w:t>
+      </w:r>
+      <w:r>
+        <w:rPr>
+          <w:rFonts w:ascii="Arial" w:eastAsia="等线" w:hAnsi="Arial" w:cs="Arial"/>
+          <w:sz w:val="22"/>
+        </w:rPr>
+        <w:t>、购买数量；</w:t>
+      </w:r>
+    </w:p>
+    <w:p>
+      <w:pPr>
+        <w:numPr>
+          <w:ilvl w:val="0"/>
+          <w:numId w:val="37"/>
+        </w:numPr>
+        <w:spacing w:before="120" w:after="120" w:line="288" w:lineRule="auto"/>
+        <w:jc w:val="left"/>
+      </w:pPr>
+      <w:r>
+        <w:rPr>
+          <w:rFonts w:ascii="Arial" w:eastAsia="等线" w:hAnsi="Arial" w:cs="Arial"/>
+          <w:sz w:val="22"/>
+        </w:rPr>
+        <w:t>接口断言规则：</w:t>
+      </w:r>
+    </w:p>
+    <w:p>
+      <w:pPr>
+        <w:numPr>
+          <w:ilvl w:val="0"/>
+          <w:numId w:val="38"/>
+        </w:numPr>
+        <w:spacing w:before="120" w:after="120" w:line="288" w:lineRule="auto"/>
+        <w:ind w:left="453"/>
+        <w:jc w:val="left"/>
+      </w:pPr>
+      <w:r>
+        <w:rPr>
+          <w:rFonts w:ascii="Arial" w:eastAsia="等线" w:hAnsi="Arial" w:cs="Arial"/>
+          <w:sz w:val="22"/>
+        </w:rPr>
+        <w:t>code=200</w:t>
+      </w:r>
+      <w:r>
+        <w:rPr>
+          <w:rFonts w:ascii="Arial" w:eastAsia="等线" w:hAnsi="Arial" w:cs="Arial"/>
+          <w:sz w:val="22"/>
+        </w:rPr>
+        <w:t>，</w:t>
+      </w:r>
+      <w:r>
+        <w:rPr>
+          <w:rFonts w:ascii="Arial" w:eastAsia="等线" w:hAnsi="Arial" w:cs="Arial"/>
+          <w:sz w:val="22"/>
+        </w:rPr>
+        <w:t>msg="</w:t>
+      </w:r>
+      <w:r>
+        <w:rPr>
+          <w:rFonts w:ascii="Arial" w:eastAsia="等线" w:hAnsi="Arial" w:cs="Arial"/>
+          <w:sz w:val="22"/>
+        </w:rPr>
+        <w:t>添加购物车成功</w:t>
+      </w:r>
+      <w:r>
+        <w:rPr>
+          <w:rFonts w:ascii="Arial" w:eastAsia="等线" w:hAnsi="Arial" w:cs="Arial"/>
+          <w:sz w:val="22"/>
+        </w:rPr>
+        <w:t>"</w:t>
+      </w:r>
+      <w:r>
+        <w:rPr>
+          <w:rFonts w:ascii="Arial" w:eastAsia="等线" w:hAnsi="Arial" w:cs="Arial"/>
+          <w:sz w:val="22"/>
+        </w:rPr>
+        <w:t>；</w:t>
+      </w:r>
+    </w:p>
+    <w:p>
+      <w:pPr>
+        <w:numPr>
+          <w:ilvl w:val="0"/>
+          <w:numId w:val="39"/>
+        </w:numPr>
+        <w:spacing w:before="120" w:after="120" w:line="288" w:lineRule="auto"/>
+        <w:ind w:left="453"/>
+        <w:jc w:val="left"/>
+      </w:pPr>
+      <w:r>
+        <w:rPr>
+          <w:rFonts w:ascii="Arial" w:eastAsia="等线" w:hAnsi="Arial" w:cs="Arial"/>
+          <w:sz w:val="22"/>
+        </w:rPr>
+        <w:t>返回数据中商品名称、规格、数量与传入参数一致。</w:t>
+      </w:r>
+    </w:p>
+    <w:p>
+      <w:pPr>
+        <w:spacing w:before="300" w:after="120" w:line="288" w:lineRule="auto"/>
+        <w:jc w:val="left"/>
+        <w:outlineLvl w:val="2"/>
+      </w:pPr>
+      <w:bookmarkStart w:id="18" w:name="heading_18"/>
+      <w:r>
+        <w:rPr>
+          <w:rFonts w:ascii="Arial" w:eastAsia="等线" w:hAnsi="Arial" w:cs="Arial"/>
+          <w:b/>
+          <w:sz w:val="30"/>
+        </w:rPr>
+        <w:t>模块</w:t>
+      </w:r>
+      <w:r>
+        <w:rPr>
+          <w:rFonts w:ascii="Arial" w:eastAsia="等线" w:hAnsi="Arial" w:cs="Arial"/>
+          <w:b/>
+          <w:sz w:val="30"/>
+        </w:rPr>
+        <w:t xml:space="preserve"> 4</w:t>
+      </w:r>
+      <w:r>
+        <w:rPr>
+          <w:rFonts w:ascii="Arial" w:eastAsia="等线" w:hAnsi="Arial" w:cs="Arial"/>
+          <w:b/>
+          <w:sz w:val="30"/>
+        </w:rPr>
+        <w:t>：订单提交结算模块（仅</w:t>
+      </w:r>
+      <w:r>
+        <w:rPr>
+          <w:rFonts w:ascii="Arial" w:eastAsia="等线" w:hAnsi="Arial" w:cs="Arial"/>
+          <w:b/>
+          <w:sz w:val="30"/>
+        </w:rPr>
+        <w:t xml:space="preserve"> WebUI </w:t>
+      </w:r>
+      <w:r>
+        <w:rPr>
+          <w:rFonts w:ascii="Arial" w:eastAsia="等线" w:hAnsi="Arial" w:cs="Arial"/>
+          <w:b/>
+          <w:sz w:val="30"/>
+        </w:rPr>
+        <w:t>主流程）</w:t>
+      </w:r>
+      <w:bookmarkEnd w:id="18"/>
+    </w:p>
+    <w:p>
+      <w:pPr>
+        <w:spacing w:before="260" w:after="120" w:line="288" w:lineRule="auto"/>
+        <w:jc w:val="left"/>
+        <w:outlineLvl w:val="3"/>
+      </w:pPr>
+      <w:bookmarkStart w:id="19" w:name="heading_19"/>
+      <w:r>
+        <w:rPr>
+          <w:rFonts w:ascii="Arial" w:eastAsia="等线" w:hAnsi="Arial" w:cs="Arial"/>
+          <w:b/>
+          <w:sz w:val="28"/>
+        </w:rPr>
+        <w:t>业务功能描述</w:t>
+      </w:r>
+      <w:bookmarkEnd w:id="19"/>
+    </w:p>
+    <w:p>
+      <w:pPr>
+        <w:spacing w:before="120" w:after="120" w:line="288" w:lineRule="auto"/>
+        <w:jc w:val="left"/>
+      </w:pPr>
+      <w:r>
+        <w:rPr>
+          <w:rFonts w:ascii="Arial" w:eastAsia="等线" w:hAnsi="Arial" w:cs="Arial"/>
+          <w:sz w:val="22"/>
+        </w:rPr>
+        <w:t>用户结算页选择默认收货地址，确认商品信息、总金额，提交生成有效订单。</w:t>
+      </w:r>
+    </w:p>
+    <w:p>
+      <w:pPr>
+        <w:spacing w:before="260" w:after="120" w:line="288" w:lineRule="auto"/>
+        <w:jc w:val="left"/>
+        <w:outlineLvl w:val="3"/>
+      </w:pPr>
+      <w:bookmarkStart w:id="20" w:name="heading_20"/>
+      <w:r>
+        <w:rPr>
+          <w:rFonts w:ascii="Arial" w:eastAsia="等线" w:hAnsi="Arial" w:cs="Arial"/>
+          <w:b/>
+          <w:sz w:val="28"/>
+        </w:rPr>
+        <w:t>业务规则</w:t>
+      </w:r>
+      <w:bookmarkEnd w:id="20"/>
+    </w:p>
+    <w:p>
+      <w:pPr>
+        <w:numPr>
+          <w:ilvl w:val="0"/>
+          <w:numId w:val="40"/>
+        </w:numPr>
+        <w:spacing w:before="120" w:after="120" w:line="288" w:lineRule="auto"/>
+        <w:jc w:val="left"/>
+      </w:pPr>
+      <w:r>
+        <w:rPr>
+          <w:rFonts w:ascii="Arial" w:eastAsia="等线" w:hAnsi="Arial" w:cs="Arial"/>
+          <w:sz w:val="22"/>
+        </w:rPr>
+        <w:lastRenderedPageBreak/>
+        <w:t>结算页面自动回显购物车勾选商品、单价、数量、合计总价；</w:t>
+      </w:r>
+    </w:p>
+    <w:p>
+      <w:pPr>
+        <w:numPr>
+          <w:ilvl w:val="0"/>
+          <w:numId w:val="41"/>
+        </w:numPr>
+        <w:spacing w:before="120" w:after="120" w:line="288" w:lineRule="auto"/>
+        <w:jc w:val="left"/>
+      </w:pPr>
+      <w:r>
+        <w:rPr>
+          <w:rFonts w:ascii="Arial" w:eastAsia="等线" w:hAnsi="Arial" w:cs="Arial"/>
+          <w:sz w:val="22"/>
+        </w:rPr>
+        <w:t>页面默认勾选系统预设收货地址（无需新增地址）；</w:t>
+      </w:r>
+    </w:p>
+    <w:p>
+      <w:pPr>
+        <w:numPr>
+          <w:ilvl w:val="0"/>
+          <w:numId w:val="42"/>
+        </w:numPr>
+        <w:spacing w:before="120" w:after="120" w:line="288" w:lineRule="auto"/>
+        <w:jc w:val="left"/>
+      </w:pPr>
+      <w:r>
+        <w:rPr>
+          <w:rFonts w:ascii="Arial" w:eastAsia="等线" w:hAnsi="Arial" w:cs="Arial"/>
+          <w:sz w:val="22"/>
+        </w:rPr>
+        <w:t>点击【提交订单】按钮，生成订单并跳转至「我的订单」列表页面；</w:t>
+      </w:r>
+    </w:p>
+    <w:p>
+      <w:pPr>
+        <w:numPr>
+          <w:ilvl w:val="0"/>
+          <w:numId w:val="43"/>
+        </w:numPr>
+        <w:spacing w:before="120" w:after="120" w:line="288" w:lineRule="auto"/>
+        <w:jc w:val="left"/>
+      </w:pPr>
+      <w:r>
+        <w:rPr>
+          <w:rFonts w:ascii="Arial" w:eastAsia="等线" w:hAnsi="Arial" w:cs="Arial"/>
+          <w:sz w:val="22"/>
+        </w:rPr>
+        <w:t>订单列表可查看刚刚创建的订单，展示商品名称、购买数量、实付金额。</w:t>
+      </w:r>
+    </w:p>
+    <w:p>
+      <w:pPr>
+        <w:spacing w:before="300" w:after="120" w:line="288" w:lineRule="auto"/>
+        <w:jc w:val="left"/>
+        <w:outlineLvl w:val="2"/>
+      </w:pPr>
+      <w:bookmarkStart w:id="21" w:name="heading_21"/>
+      <w:r>
+        <w:rPr>
+          <w:rFonts w:ascii="Arial" w:eastAsia="等线" w:hAnsi="Arial" w:cs="Arial"/>
+          <w:b/>
+          <w:sz w:val="30"/>
+        </w:rPr>
+        <w:t>模块</w:t>
+      </w:r>
+      <w:r>
+        <w:rPr>
+          <w:rFonts w:ascii="Arial" w:eastAsia="等线" w:hAnsi="Arial" w:cs="Arial"/>
+          <w:b/>
+          <w:sz w:val="30"/>
+        </w:rPr>
+        <w:t xml:space="preserve"> 5</w:t>
+      </w:r>
+      <w:r>
+        <w:rPr>
+          <w:rFonts w:ascii="Arial" w:eastAsia="等线" w:hAnsi="Arial" w:cs="Arial"/>
+          <w:b/>
+          <w:sz w:val="30"/>
+        </w:rPr>
+        <w:t>：订单查询模块（</w:t>
+      </w:r>
+      <w:r>
+        <w:rPr>
+          <w:rFonts w:ascii="Arial" w:eastAsia="等线" w:hAnsi="Arial" w:cs="Arial"/>
+          <w:b/>
+          <w:sz w:val="30"/>
+        </w:rPr>
+        <w:t xml:space="preserve">UI </w:t>
+      </w:r>
+      <w:r>
+        <w:rPr>
+          <w:rFonts w:ascii="Arial" w:eastAsia="等线" w:hAnsi="Arial" w:cs="Arial"/>
+          <w:b/>
+          <w:sz w:val="30"/>
+        </w:rPr>
+        <w:t>页面</w:t>
+      </w:r>
+      <w:r>
+        <w:rPr>
+          <w:rFonts w:ascii="Arial" w:eastAsia="等线" w:hAnsi="Arial" w:cs="Arial"/>
+          <w:b/>
+          <w:sz w:val="30"/>
+        </w:rPr>
+        <w:t xml:space="preserve"> + </w:t>
+      </w:r>
+      <w:r>
+        <w:rPr>
+          <w:rFonts w:ascii="Arial" w:eastAsia="等线" w:hAnsi="Arial" w:cs="Arial"/>
+          <w:b/>
+          <w:sz w:val="30"/>
+        </w:rPr>
+        <w:t>接口双覆盖）</w:t>
+      </w:r>
+      <w:bookmarkEnd w:id="21"/>
+    </w:p>
+    <w:p>
+      <w:pPr>
+        <w:spacing w:before="260" w:after="120" w:line="288" w:lineRule="auto"/>
+        <w:jc w:val="left"/>
+        <w:outlineLvl w:val="3"/>
+      </w:pPr>
+      <w:bookmarkStart w:id="22" w:name="heading_22"/>
+      <w:r>
+        <w:rPr>
+          <w:rFonts w:ascii="Arial" w:eastAsia="等线" w:hAnsi="Arial" w:cs="Arial"/>
+          <w:b/>
+          <w:sz w:val="28"/>
+        </w:rPr>
+        <w:t>业务功能描述</w:t>
+      </w:r>
+      <w:bookmarkEnd w:id="22"/>
+    </w:p>
+    <w:p>
+      <w:pPr>
+        <w:spacing w:before="120" w:after="120" w:line="288" w:lineRule="auto"/>
+        <w:jc w:val="left"/>
+      </w:pPr>
+      <w:r>
+        <w:rPr>
+          <w:rFonts w:ascii="Arial" w:eastAsia="等线" w:hAnsi="Arial" w:cs="Arial"/>
+          <w:sz w:val="22"/>
+        </w:rPr>
+        <w:t>登录用户进入个人中心</w:t>
+      </w:r>
+      <w:r>
+        <w:rPr>
+          <w:rFonts w:ascii="Arial" w:eastAsia="等线" w:hAnsi="Arial" w:cs="Arial"/>
+          <w:sz w:val="22"/>
+        </w:rPr>
+        <w:t xml:space="preserve"> - </w:t>
+      </w:r>
+      <w:r>
+        <w:rPr>
+          <w:rFonts w:ascii="Arial" w:eastAsia="等线" w:hAnsi="Arial" w:cs="Arial"/>
+          <w:sz w:val="22"/>
+        </w:rPr>
+        <w:t>我的订单，查看全部历史订单，校验刚提交订单数据一致性。</w:t>
+      </w:r>
+    </w:p>
+    <w:p>
+      <w:pPr>
+        <w:spacing w:before="260" w:after="120" w:line="288" w:lineRule="auto"/>
+        <w:jc w:val="left"/>
+        <w:outlineLvl w:val="3"/>
+      </w:pPr>
+      <w:bookmarkStart w:id="23" w:name="heading_23"/>
+      <w:r>
+        <w:rPr>
+          <w:rFonts w:ascii="Arial" w:eastAsia="等线" w:hAnsi="Arial" w:cs="Arial"/>
+          <w:b/>
+          <w:sz w:val="28"/>
+        </w:rPr>
+        <w:t>1</w:t>
+      </w:r>
+      <w:r>
+        <w:rPr>
+          <w:rFonts w:ascii="Arial" w:eastAsia="等线" w:hAnsi="Arial" w:cs="Arial"/>
+          <w:b/>
+          <w:sz w:val="28"/>
+        </w:rPr>
+        <w:t>）</w:t>
+      </w:r>
+      <w:r>
+        <w:rPr>
+          <w:rFonts w:ascii="Arial" w:eastAsia="等线" w:hAnsi="Arial" w:cs="Arial"/>
+          <w:b/>
+          <w:sz w:val="28"/>
+        </w:rPr>
+        <w:t xml:space="preserve">UI </w:t>
+      </w:r>
+      <w:r>
+        <w:rPr>
+          <w:rFonts w:ascii="Arial" w:eastAsia="等线" w:hAnsi="Arial" w:cs="Arial"/>
+          <w:b/>
+          <w:sz w:val="28"/>
+        </w:rPr>
+        <w:t>页面规则</w:t>
+      </w:r>
+      <w:bookmarkEnd w:id="23"/>
+    </w:p>
+    <w:p>
+      <w:pPr>
+        <w:spacing w:before="120" w:after="120" w:line="288" w:lineRule="auto"/>
+        <w:jc w:val="left"/>
+      </w:pPr>
+      <w:r>
+        <w:rPr>
+          <w:rFonts w:ascii="Arial" w:eastAsia="等线" w:hAnsi="Arial" w:cs="Arial"/>
+          <w:sz w:val="22"/>
+        </w:rPr>
+        <w:t>订单列表第一条为最新下单记录，商品名称、数量、总价与结算页面完全一致。</w:t>
+      </w:r>
+    </w:p>
+    <w:p>
+      <w:pPr>
+        <w:spacing w:before="260" w:after="120" w:line="288" w:lineRule="auto"/>
+        <w:jc w:val="left"/>
+        <w:outlineLvl w:val="3"/>
+      </w:pPr>
+      <w:bookmarkStart w:id="24" w:name="heading_24"/>
+      <w:r>
+        <w:rPr>
+          <w:rFonts w:ascii="Arial" w:eastAsia="等线" w:hAnsi="Arial" w:cs="Arial"/>
+          <w:b/>
+          <w:sz w:val="28"/>
+        </w:rPr>
+        <w:t>2</w:t>
+      </w:r>
+      <w:r>
+        <w:rPr>
+          <w:rFonts w:ascii="Arial" w:eastAsia="等线" w:hAnsi="Arial" w:cs="Arial"/>
+          <w:b/>
+          <w:sz w:val="28"/>
+        </w:rPr>
+        <w:t>）订单查询接口</w:t>
+      </w:r>
+      <w:r>
+        <w:rPr>
+          <w:rFonts w:ascii="Arial" w:eastAsia="等线" w:hAnsi="Arial" w:cs="Arial"/>
+          <w:b/>
+          <w:sz w:val="28"/>
+        </w:rPr>
+        <w:t xml:space="preserve"> /order/list</w:t>
+      </w:r>
+      <w:bookmarkEnd w:id="24"/>
+    </w:p>
+    <w:p>
+      <w:pPr>
+        <w:numPr>
+          <w:ilvl w:val="0"/>
+          <w:numId w:val="44"/>
+        </w:numPr>
+        <w:spacing w:before="120" w:after="120" w:line="288" w:lineRule="auto"/>
+        <w:jc w:val="left"/>
+      </w:pPr>
+      <w:r>
+        <w:rPr>
+          <w:rFonts w:ascii="Arial" w:eastAsia="等线" w:hAnsi="Arial" w:cs="Arial"/>
+          <w:sz w:val="22"/>
+        </w:rPr>
+        <w:t>请求方式</w:t>
+      </w:r>
+      <w:r>
+        <w:rPr>
+          <w:rFonts w:ascii="Arial" w:eastAsia="等线" w:hAnsi="Arial" w:cs="Arial"/>
+          <w:sz w:val="22"/>
+        </w:rPr>
+        <w:t xml:space="preserve"> GET</w:t>
+      </w:r>
+      <w:r>
+        <w:rPr>
+          <w:rFonts w:ascii="Arial" w:eastAsia="等线" w:hAnsi="Arial" w:cs="Arial"/>
+          <w:sz w:val="22"/>
+        </w:rPr>
+        <w:t>，请求头携带</w:t>
+      </w:r>
+      <w:r>
+        <w:rPr>
+          <w:rFonts w:ascii="Arial" w:eastAsia="等线" w:hAnsi="Arial" w:cs="Arial"/>
+          <w:sz w:val="22"/>
+        </w:rPr>
+        <w:t xml:space="preserve"> token</w:t>
+      </w:r>
+      <w:r>
+        <w:rPr>
+          <w:rFonts w:ascii="Arial" w:eastAsia="等线" w:hAnsi="Arial" w:cs="Arial"/>
+          <w:sz w:val="22"/>
+        </w:rPr>
+        <w:t>；</w:t>
+      </w:r>
+    </w:p>
+    <w:p>
+      <w:pPr>
+        <w:numPr>
+          <w:ilvl w:val="0"/>
+          <w:numId w:val="45"/>
+        </w:numPr>
+        <w:spacing w:before="120" w:after="120" w:line="288" w:lineRule="auto"/>
+        <w:jc w:val="left"/>
+      </w:pPr>
+      <w:r>
+        <w:rPr>
+          <w:rFonts w:ascii="Arial" w:eastAsia="等线" w:hAnsi="Arial" w:cs="Arial"/>
+          <w:sz w:val="22"/>
+        </w:rPr>
+        <w:t>接口返回用户全部订单数组；</w:t>
+      </w:r>
+    </w:p>
+    <w:p>
+      <w:pPr>
+        <w:numPr>
+          <w:ilvl w:val="0"/>
+          <w:numId w:val="46"/>
+        </w:numPr>
+        <w:spacing w:before="120" w:after="120" w:line="288" w:lineRule="auto"/>
+        <w:jc w:val="left"/>
+      </w:pPr>
+      <w:r>
+        <w:rPr>
+          <w:rFonts w:ascii="Arial" w:eastAsia="等线" w:hAnsi="Arial" w:cs="Arial"/>
+          <w:sz w:val="22"/>
+        </w:rPr>
+        <w:t>自动化断言：数组中存在本次新建订单，商品名称、数量匹配预期值。</w:t>
       </w:r>
     </w:p>
     <w:p>
@@ -809,1906 +2470,230 @@
         <w:jc w:val="left"/>
         <w:outlineLvl w:val="1"/>
       </w:pPr>
-      <w:bookmarkStart w:id="6" w:name="heading_6"/>
+      <w:bookmarkStart w:id="25" w:name="heading_25"/>
       <w:r>
         <w:rPr>
           <w:rFonts w:ascii="Arial" w:eastAsia="等线" w:hAnsi="Arial" w:cs="Arial"/>
           <w:b/>
           <w:sz w:val="32"/>
         </w:rPr>
-        <w:t>四、五大核心业务模块详细需求</w:t>
-      </w:r>
-      <w:bookmarkEnd w:id="6"/>
-    </w:p>
-    <w:p>
-      <w:pPr>
-        <w:spacing w:before="300" w:after="120" w:line="288" w:lineRule="auto"/>
-        <w:jc w:val="left"/>
-        <w:outlineLvl w:val="2"/>
-      </w:pPr>
-      <w:bookmarkStart w:id="7" w:name="heading_7"/>
-      <w:r>
-        <w:rPr>
-          <w:rFonts w:ascii="Arial" w:eastAsia="等线" w:hAnsi="Arial" w:cs="Arial"/>
-          <w:b/>
-          <w:sz w:val="30"/>
-        </w:rPr>
-        <w:t>模块</w:t>
-      </w:r>
-      <w:r>
-        <w:rPr>
-          <w:rFonts w:ascii="Arial" w:eastAsia="等线" w:hAnsi="Arial" w:cs="Arial"/>
-          <w:b/>
-          <w:sz w:val="30"/>
-        </w:rPr>
-        <w:t xml:space="preserve"> 1</w:t>
-      </w:r>
-      <w:r>
-        <w:rPr>
-          <w:rFonts w:ascii="Arial" w:eastAsia="等线" w:hAnsi="Arial" w:cs="Arial"/>
-          <w:b/>
-          <w:sz w:val="30"/>
-        </w:rPr>
-        <w:t>：用户登录模块（</w:t>
-      </w:r>
-      <w:r>
-        <w:rPr>
-          <w:rFonts w:ascii="Arial" w:eastAsia="等线" w:hAnsi="Arial" w:cs="Arial"/>
-          <w:b/>
-          <w:sz w:val="30"/>
-        </w:rPr>
-        <w:t xml:space="preserve">UI + </w:t>
-      </w:r>
-      <w:r>
-        <w:rPr>
-          <w:rFonts w:ascii="Arial" w:eastAsia="等线" w:hAnsi="Arial" w:cs="Arial"/>
-          <w:b/>
-          <w:sz w:val="30"/>
-        </w:rPr>
-        <w:t>接口双覆盖）</w:t>
-      </w:r>
-      <w:bookmarkEnd w:id="7"/>
-    </w:p>
-    <w:p>
-      <w:pPr>
-        <w:spacing w:before="260" w:after="120" w:line="288" w:lineRule="auto"/>
-        <w:jc w:val="left"/>
-        <w:outlineLvl w:val="3"/>
-      </w:pPr>
-      <w:bookmarkStart w:id="8" w:name="heading_8"/>
-      <w:r>
-        <w:rPr>
-          <w:rFonts w:ascii="Arial" w:eastAsia="等线" w:hAnsi="Arial" w:cs="Arial"/>
-          <w:b/>
-          <w:sz w:val="28"/>
-        </w:rPr>
-        <w:t>业务功能描述</w:t>
-      </w:r>
-      <w:bookmarkEnd w:id="8"/>
-    </w:p>
-    <w:p>
-      <w:pPr>
-        <w:spacing w:before="120" w:after="120" w:line="288" w:lineRule="auto"/>
-        <w:jc w:val="left"/>
-      </w:pPr>
-      <w:r>
-        <w:rPr>
-          <w:rFonts w:ascii="Arial" w:eastAsia="等线" w:hAnsi="Arial" w:cs="Arial"/>
-          <w:sz w:val="22"/>
-        </w:rPr>
-        <w:t>用户输入账号、密码完成身份校验，校验通过发放登录凭证</w:t>
-      </w:r>
-      <w:r>
-        <w:rPr>
-          <w:rFonts w:ascii="Arial" w:eastAsia="等线" w:hAnsi="Arial" w:cs="Arial"/>
-          <w:sz w:val="22"/>
-        </w:rPr>
-        <w:t xml:space="preserve"> token</w:t>
-      </w:r>
-      <w:r>
-        <w:rPr>
-          <w:rFonts w:ascii="Arial" w:eastAsia="等线" w:hAnsi="Arial" w:cs="Arial"/>
-          <w:sz w:val="22"/>
-        </w:rPr>
-        <w:t>，保持会话；校验失败返回对应错误提示。</w:t>
-      </w:r>
-    </w:p>
-    <w:p>
-      <w:pPr>
-        <w:spacing w:before="260" w:after="120" w:line="288" w:lineRule="auto"/>
-        <w:jc w:val="left"/>
-        <w:outlineLvl w:val="3"/>
-      </w:pPr>
-      <w:bookmarkStart w:id="9" w:name="heading_9"/>
-      <w:r>
-        <w:rPr>
-          <w:rFonts w:ascii="Arial" w:eastAsia="等线" w:hAnsi="Arial" w:cs="Arial"/>
-          <w:b/>
-          <w:sz w:val="28"/>
-        </w:rPr>
-        <w:t>1</w:t>
-      </w:r>
-      <w:r>
-        <w:rPr>
-          <w:rFonts w:ascii="Arial" w:eastAsia="等线" w:hAnsi="Arial" w:cs="Arial"/>
-          <w:b/>
-          <w:sz w:val="28"/>
-        </w:rPr>
-        <w:t>）</w:t>
-      </w:r>
-      <w:r>
-        <w:rPr>
-          <w:rFonts w:ascii="Arial" w:eastAsia="等线" w:hAnsi="Arial" w:cs="Arial"/>
-          <w:b/>
-          <w:sz w:val="28"/>
-        </w:rPr>
-        <w:t xml:space="preserve">WebUI </w:t>
-      </w:r>
-      <w:r>
-        <w:rPr>
-          <w:rFonts w:ascii="Arial" w:eastAsia="等线" w:hAnsi="Arial" w:cs="Arial"/>
-          <w:b/>
-          <w:sz w:val="28"/>
-        </w:rPr>
-        <w:t>页面业务规则</w:t>
-      </w:r>
-      <w:bookmarkEnd w:id="9"/>
-    </w:p>
-    <w:p>
-      <w:pPr>
-        <w:numPr>
-          <w:ilvl w:val="0"/>
-          <w:numId w:val="15"/>
-        </w:numPr>
-        <w:spacing w:before="120" w:after="120" w:line="288" w:lineRule="auto"/>
-        <w:jc w:val="left"/>
-      </w:pPr>
-      <w:r>
-        <w:rPr>
-          <w:rFonts w:ascii="Arial" w:eastAsia="等线" w:hAnsi="Arial" w:cs="Arial"/>
-          <w:sz w:val="22"/>
-        </w:rPr>
-        <w:t>页面元素：账号输入框、密码输入框、登录按钮、错误提示弹窗</w:t>
-      </w:r>
-    </w:p>
-    <w:p>
-      <w:pPr>
-        <w:numPr>
-          <w:ilvl w:val="0"/>
-          <w:numId w:val="16"/>
-        </w:numPr>
-        <w:spacing w:before="120" w:after="120" w:line="288" w:lineRule="auto"/>
-        <w:jc w:val="left"/>
-      </w:pPr>
-      <w:r>
-        <w:rPr>
-          <w:rFonts w:ascii="Arial" w:eastAsia="等线" w:hAnsi="Arial" w:cs="Arial"/>
-          <w:sz w:val="22"/>
-        </w:rPr>
-        <w:t>正向业务场景：正确账号</w:t>
-      </w:r>
-      <w:r>
-        <w:rPr>
-          <w:rFonts w:ascii="Arial" w:eastAsia="等线" w:hAnsi="Arial" w:cs="Arial"/>
-          <w:sz w:val="22"/>
-        </w:rPr>
-        <w:t xml:space="preserve"> + </w:t>
-      </w:r>
-      <w:r>
-        <w:rPr>
-          <w:rFonts w:ascii="Arial" w:eastAsia="等线" w:hAnsi="Arial" w:cs="Arial"/>
-          <w:sz w:val="22"/>
-        </w:rPr>
-        <w:t>密码，点击登录跳转商城首页，顶部显示登录用户名</w:t>
-      </w:r>
-    </w:p>
-    <w:p>
-      <w:pPr>
-        <w:numPr>
-          <w:ilvl w:val="0"/>
-          <w:numId w:val="17"/>
-        </w:numPr>
-        <w:spacing w:before="120" w:after="120" w:line="288" w:lineRule="auto"/>
-        <w:jc w:val="left"/>
-      </w:pPr>
-      <w:r>
-        <w:rPr>
-          <w:rFonts w:ascii="Arial" w:eastAsia="等线" w:hAnsi="Arial" w:cs="Arial"/>
-          <w:sz w:val="22"/>
-        </w:rPr>
-        <w:t>反向异常场景（自动化用例覆盖）</w:t>
-      </w:r>
-    </w:p>
-    <w:p>
-      <w:pPr>
-        <w:numPr>
-          <w:ilvl w:val="0"/>
-          <w:numId w:val="18"/>
-        </w:numPr>
-        <w:spacing w:before="120" w:after="120" w:line="288" w:lineRule="auto"/>
-        <w:ind w:left="453"/>
-        <w:jc w:val="left"/>
-      </w:pPr>
-      <w:r>
-        <w:rPr>
-          <w:rFonts w:ascii="Arial" w:eastAsia="等线" w:hAnsi="Arial" w:cs="Arial"/>
-          <w:sz w:val="22"/>
-        </w:rPr>
-        <w:t>账号为空，点击登录，页面提示：请输入用户名</w:t>
-      </w:r>
-    </w:p>
-    <w:p>
-      <w:pPr>
-        <w:numPr>
-          <w:ilvl w:val="0"/>
-          <w:numId w:val="19"/>
-        </w:numPr>
-        <w:spacing w:before="120" w:after="120" w:line="288" w:lineRule="auto"/>
-        <w:ind w:left="453"/>
-        <w:jc w:val="left"/>
-      </w:pPr>
-      <w:r>
-        <w:rPr>
-          <w:rFonts w:ascii="Arial" w:eastAsia="等线" w:hAnsi="Arial" w:cs="Arial"/>
-          <w:sz w:val="22"/>
-        </w:rPr>
-        <w:t>密码为空，点击登录，页面提示：请输入密码</w:t>
-      </w:r>
-    </w:p>
-    <w:p>
-      <w:pPr>
-        <w:numPr>
-          <w:ilvl w:val="0"/>
-          <w:numId w:val="20"/>
-        </w:numPr>
-        <w:spacing w:before="120" w:after="120" w:line="288" w:lineRule="auto"/>
-        <w:ind w:left="453"/>
-        <w:jc w:val="left"/>
-      </w:pPr>
-      <w:r>
-        <w:rPr>
-          <w:rFonts w:ascii="Arial" w:eastAsia="等线" w:hAnsi="Arial" w:cs="Arial"/>
-          <w:sz w:val="22"/>
-        </w:rPr>
-        <w:t>账号正确、密码错误，页面提示：账号或密码不正确</w:t>
-      </w:r>
-    </w:p>
-    <w:p>
-      <w:pPr>
-        <w:numPr>
-          <w:ilvl w:val="0"/>
-          <w:numId w:val="21"/>
-        </w:numPr>
-        <w:spacing w:before="120" w:after="120" w:line="288" w:lineRule="auto"/>
-        <w:jc w:val="left"/>
-      </w:pPr>
-      <w:r>
-        <w:rPr>
-          <w:rFonts w:ascii="Arial" w:eastAsia="等线" w:hAnsi="Arial" w:cs="Arial"/>
-          <w:sz w:val="22"/>
-        </w:rPr>
-        <w:t>业务约束：未登录状态无法进入购物车、结算下单页面，跳转至登录页</w:t>
-      </w:r>
-    </w:p>
-    <w:p>
-      <w:pPr>
-        <w:spacing w:before="260" w:after="120" w:line="288" w:lineRule="auto"/>
-        <w:jc w:val="left"/>
-        <w:outlineLvl w:val="3"/>
-      </w:pPr>
-      <w:bookmarkStart w:id="10" w:name="heading_10"/>
-      <w:r>
-        <w:rPr>
-          <w:rFonts w:ascii="Arial" w:eastAsia="等线" w:hAnsi="Arial" w:cs="Arial"/>
-          <w:b/>
-          <w:sz w:val="28"/>
-        </w:rPr>
-        <w:t>2</w:t>
-      </w:r>
-      <w:r>
-        <w:rPr>
-          <w:rFonts w:ascii="Arial" w:eastAsia="等线" w:hAnsi="Arial" w:cs="Arial"/>
-          <w:b/>
-          <w:sz w:val="28"/>
-        </w:rPr>
-        <w:t>）登录接口业务规则（</w:t>
-      </w:r>
-      <w:r>
-        <w:rPr>
-          <w:rFonts w:ascii="Arial" w:eastAsia="等线" w:hAnsi="Arial" w:cs="Arial"/>
-          <w:b/>
-          <w:sz w:val="28"/>
-        </w:rPr>
-        <w:t xml:space="preserve">RESTful POST </w:t>
-      </w:r>
-      <w:r>
-        <w:rPr>
-          <w:rFonts w:ascii="Arial" w:eastAsia="等线" w:hAnsi="Arial" w:cs="Arial"/>
-          <w:b/>
-          <w:sz w:val="28"/>
-        </w:rPr>
-        <w:t>接口</w:t>
-      </w:r>
-      <w:r>
-        <w:rPr>
-          <w:rFonts w:ascii="Arial" w:eastAsia="等线" w:hAnsi="Arial" w:cs="Arial"/>
-          <w:b/>
-          <w:sz w:val="28"/>
-        </w:rPr>
-        <w:t xml:space="preserve"> /user/login</w:t>
-      </w:r>
-      <w:r>
-        <w:rPr>
-          <w:rFonts w:ascii="Arial" w:eastAsia="等线" w:hAnsi="Arial" w:cs="Arial"/>
-          <w:b/>
-          <w:sz w:val="28"/>
-        </w:rPr>
-        <w:t>）</w:t>
-      </w:r>
-      <w:bookmarkEnd w:id="10"/>
-    </w:p>
-    <w:p>
-      <w:pPr>
-        <w:numPr>
-          <w:ilvl w:val="0"/>
-          <w:numId w:val="22"/>
-        </w:numPr>
-        <w:spacing w:before="120" w:after="120" w:line="288" w:lineRule="auto"/>
-        <w:jc w:val="left"/>
-      </w:pPr>
-      <w:r>
-        <w:rPr>
-          <w:rFonts w:ascii="Arial" w:eastAsia="等线" w:hAnsi="Arial" w:cs="Arial"/>
-          <w:sz w:val="22"/>
-        </w:rPr>
-        <w:t>请求入参（</w:t>
-      </w:r>
-      <w:r>
-        <w:rPr>
-          <w:rFonts w:ascii="Arial" w:eastAsia="等线" w:hAnsi="Arial" w:cs="Arial"/>
-          <w:sz w:val="22"/>
-        </w:rPr>
-        <w:t xml:space="preserve">YAML </w:t>
-      </w:r>
-      <w:r>
-        <w:rPr>
-          <w:rFonts w:ascii="Arial" w:eastAsia="等线" w:hAnsi="Arial" w:cs="Arial"/>
-          <w:sz w:val="22"/>
-        </w:rPr>
-        <w:t>配置存储）：</w:t>
-      </w:r>
-      <w:r>
-        <w:rPr>
-          <w:rFonts w:ascii="Arial" w:eastAsia="等线" w:hAnsi="Arial" w:cs="Arial"/>
-          <w:sz w:val="22"/>
-        </w:rPr>
-        <w:t>username</w:t>
-      </w:r>
-      <w:r>
-        <w:rPr>
-          <w:rFonts w:ascii="Arial" w:eastAsia="等线" w:hAnsi="Arial" w:cs="Arial"/>
-          <w:sz w:val="22"/>
-        </w:rPr>
-        <w:t>、</w:t>
-      </w:r>
-      <w:r>
-        <w:rPr>
-          <w:rFonts w:ascii="Arial" w:eastAsia="等线" w:hAnsi="Arial" w:cs="Arial"/>
-          <w:sz w:val="22"/>
-        </w:rPr>
-        <w:t>password</w:t>
-      </w:r>
-    </w:p>
-    <w:p>
-      <w:pPr>
-        <w:numPr>
-          <w:ilvl w:val="0"/>
-          <w:numId w:val="23"/>
-        </w:numPr>
-        <w:spacing w:before="120" w:after="120" w:line="288" w:lineRule="auto"/>
-        <w:jc w:val="left"/>
-      </w:pPr>
-      <w:r>
-        <w:rPr>
-          <w:rFonts w:ascii="Arial" w:eastAsia="等线" w:hAnsi="Arial" w:cs="Arial"/>
-          <w:sz w:val="22"/>
-        </w:rPr>
-        <w:t>接口响应规则：</w:t>
-      </w:r>
-    </w:p>
-    <w:p>
-      <w:pPr>
-        <w:numPr>
-          <w:ilvl w:val="0"/>
-          <w:numId w:val="24"/>
-        </w:numPr>
-        <w:spacing w:before="120" w:after="120" w:line="288" w:lineRule="auto"/>
-        <w:ind w:left="453"/>
-        <w:jc w:val="left"/>
-      </w:pPr>
-      <w:r>
-        <w:rPr>
-          <w:rFonts w:ascii="Arial" w:eastAsia="等线" w:hAnsi="Arial" w:cs="Arial"/>
-          <w:sz w:val="22"/>
-        </w:rPr>
-        <w:t>校验成功：返回</w:t>
-      </w:r>
-      <w:r>
-        <w:rPr>
-          <w:rFonts w:ascii="Arial" w:eastAsia="等线" w:hAnsi="Arial" w:cs="Arial"/>
-          <w:sz w:val="22"/>
-        </w:rPr>
-        <w:t xml:space="preserve"> code=200</w:t>
-      </w:r>
-      <w:r>
-        <w:rPr>
-          <w:rFonts w:ascii="Arial" w:eastAsia="等线" w:hAnsi="Arial" w:cs="Arial"/>
-          <w:sz w:val="22"/>
-        </w:rPr>
-        <w:t>，</w:t>
-      </w:r>
-      <w:r>
-        <w:rPr>
-          <w:rFonts w:ascii="Arial" w:eastAsia="等线" w:hAnsi="Arial" w:cs="Arial"/>
-          <w:sz w:val="22"/>
-        </w:rPr>
-        <w:t>msg="</w:t>
-      </w:r>
-      <w:r>
-        <w:rPr>
-          <w:rFonts w:ascii="Arial" w:eastAsia="等线" w:hAnsi="Arial" w:cs="Arial"/>
-          <w:sz w:val="22"/>
-        </w:rPr>
-        <w:t>登录成功</w:t>
-      </w:r>
-      <w:r>
-        <w:rPr>
-          <w:rFonts w:ascii="Arial" w:eastAsia="等线" w:hAnsi="Arial" w:cs="Arial"/>
-          <w:sz w:val="22"/>
-        </w:rPr>
-        <w:t>"</w:t>
-      </w:r>
-      <w:r>
-        <w:rPr>
-          <w:rFonts w:ascii="Arial" w:eastAsia="等线" w:hAnsi="Arial" w:cs="Arial"/>
-          <w:sz w:val="22"/>
-        </w:rPr>
-        <w:t>，</w:t>
-      </w:r>
-      <w:r>
-        <w:rPr>
-          <w:rFonts w:ascii="Arial" w:eastAsia="等线" w:hAnsi="Arial" w:cs="Arial"/>
-          <w:sz w:val="22"/>
-        </w:rPr>
-        <w:t xml:space="preserve">data </w:t>
-      </w:r>
-      <w:r>
-        <w:rPr>
-          <w:rFonts w:ascii="Arial" w:eastAsia="等线" w:hAnsi="Arial" w:cs="Arial"/>
-          <w:sz w:val="22"/>
-        </w:rPr>
-        <w:t>携带有效</w:t>
-      </w:r>
-      <w:r>
-        <w:rPr>
-          <w:rFonts w:ascii="Arial" w:eastAsia="等线" w:hAnsi="Arial" w:cs="Arial"/>
-          <w:sz w:val="22"/>
-        </w:rPr>
-        <w:t xml:space="preserve"> token </w:t>
-      </w:r>
-      <w:r>
-        <w:rPr>
-          <w:rFonts w:ascii="Arial" w:eastAsia="等线" w:hAnsi="Arial" w:cs="Arial"/>
-          <w:sz w:val="22"/>
-        </w:rPr>
-        <w:t>令牌</w:t>
-      </w:r>
-    </w:p>
-    <w:p>
-      <w:pPr>
-        <w:numPr>
-          <w:ilvl w:val="0"/>
-          <w:numId w:val="25"/>
-        </w:numPr>
-        <w:spacing w:before="120" w:after="120" w:line="288" w:lineRule="auto"/>
-        <w:ind w:left="453"/>
-        <w:jc w:val="left"/>
-      </w:pPr>
-      <w:r>
-        <w:rPr>
-          <w:rFonts w:ascii="Arial" w:eastAsia="等线" w:hAnsi="Arial" w:cs="Arial"/>
-          <w:sz w:val="22"/>
-        </w:rPr>
-        <w:t>校验失败：返回</w:t>
-      </w:r>
-      <w:r>
-        <w:rPr>
-          <w:rFonts w:ascii="Arial" w:eastAsia="等线" w:hAnsi="Arial" w:cs="Arial"/>
-          <w:sz w:val="22"/>
-        </w:rPr>
-        <w:t xml:space="preserve"> code=400</w:t>
-      </w:r>
-      <w:r>
-        <w:rPr>
-          <w:rFonts w:ascii="Arial" w:eastAsia="等线" w:hAnsi="Arial" w:cs="Arial"/>
-          <w:sz w:val="22"/>
-        </w:rPr>
-        <w:t>，</w:t>
-      </w:r>
-      <w:r>
-        <w:rPr>
-          <w:rFonts w:ascii="Arial" w:eastAsia="等线" w:hAnsi="Arial" w:cs="Arial"/>
-          <w:sz w:val="22"/>
-        </w:rPr>
-        <w:t xml:space="preserve">msg </w:t>
-      </w:r>
-      <w:r>
-        <w:rPr>
-          <w:rFonts w:ascii="Arial" w:eastAsia="等线" w:hAnsi="Arial" w:cs="Arial"/>
-          <w:sz w:val="22"/>
-        </w:rPr>
-        <w:t>对应错误文本，无</w:t>
-      </w:r>
-      <w:r>
-        <w:rPr>
-          <w:rFonts w:ascii="Arial" w:eastAsia="等线" w:hAnsi="Arial" w:cs="Arial"/>
-          <w:sz w:val="22"/>
-        </w:rPr>
-        <w:t xml:space="preserve"> token </w:t>
-      </w:r>
-      <w:r>
-        <w:rPr>
-          <w:rFonts w:ascii="Arial" w:eastAsia="等线" w:hAnsi="Arial" w:cs="Arial"/>
-          <w:sz w:val="22"/>
-        </w:rPr>
-        <w:t>返回</w:t>
-      </w:r>
-    </w:p>
-    <w:p>
-      <w:pPr>
-        <w:numPr>
-          <w:ilvl w:val="0"/>
-          <w:numId w:val="26"/>
-        </w:numPr>
-        <w:spacing w:before="120" w:after="120" w:line="288" w:lineRule="auto"/>
-        <w:jc w:val="left"/>
-      </w:pPr>
-      <w:r>
-        <w:rPr>
-          <w:rFonts w:ascii="Arial" w:eastAsia="等线" w:hAnsi="Arial" w:cs="Arial"/>
-          <w:sz w:val="22"/>
-        </w:rPr>
-        <w:t>业务约束：后续购物车、订单接口请求必须在请求头携带</w:t>
-      </w:r>
-      <w:r>
-        <w:rPr>
-          <w:rFonts w:ascii="Arial" w:eastAsia="等线" w:hAnsi="Arial" w:cs="Arial"/>
-          <w:sz w:val="22"/>
-        </w:rPr>
-        <w:t xml:space="preserve"> token</w:t>
-      </w:r>
-      <w:r>
-        <w:rPr>
-          <w:rFonts w:ascii="Arial" w:eastAsia="等线" w:hAnsi="Arial" w:cs="Arial"/>
-          <w:sz w:val="22"/>
-        </w:rPr>
-        <w:t>，否则返回未授权</w:t>
-      </w:r>
-    </w:p>
-    <w:p>
-      <w:pPr>
-        <w:spacing w:before="300" w:after="120" w:line="288" w:lineRule="auto"/>
-        <w:jc w:val="left"/>
-        <w:outlineLvl w:val="2"/>
-      </w:pPr>
-      <w:bookmarkStart w:id="11" w:name="heading_11"/>
-      <w:r>
-        <w:rPr>
-          <w:rFonts w:ascii="Arial" w:eastAsia="等线" w:hAnsi="Arial" w:cs="Arial"/>
-          <w:b/>
-          <w:sz w:val="30"/>
-        </w:rPr>
-        <w:t>模块</w:t>
-      </w:r>
-      <w:r>
-        <w:rPr>
-          <w:rFonts w:ascii="Arial" w:eastAsia="等线" w:hAnsi="Arial" w:cs="Arial"/>
-          <w:b/>
-          <w:sz w:val="30"/>
+        <w:t>五、完整闭环主业务流程（自动化核心全流程用例）</w:t>
+      </w:r>
+      <w:bookmarkEnd w:id="25"/>
+    </w:p>
+    <w:p>
+      <w:pPr>
+        <w:numPr>
+          <w:ilvl w:val="0"/>
+          <w:numId w:val="47"/>
+        </w:numPr>
+        <w:spacing w:before="120" w:after="120" w:line="288" w:lineRule="auto"/>
+        <w:jc w:val="left"/>
+      </w:pPr>
+      <w:r>
+        <w:rPr>
+          <w:rFonts w:ascii="Arial" w:eastAsia="等线" w:hAnsi="Arial" w:cs="Arial"/>
+          <w:sz w:val="22"/>
+        </w:rPr>
+        <w:t>打开</w:t>
+      </w:r>
+      <w:r>
+        <w:rPr>
+          <w:rFonts w:ascii="Arial" w:eastAsia="等线" w:hAnsi="Arial" w:cs="Arial"/>
+          <w:sz w:val="22"/>
+        </w:rPr>
+        <w:t xml:space="preserve"> Chrome </w:t>
+      </w:r>
+      <w:r>
+        <w:rPr>
+          <w:rFonts w:ascii="Arial" w:eastAsia="等线" w:hAnsi="Arial" w:cs="Arial"/>
+          <w:sz w:val="22"/>
+        </w:rPr>
+        <w:t>浏览器，访问商城首页（未登录状态）</w:t>
+      </w:r>
+    </w:p>
+    <w:p>
+      <w:pPr>
+        <w:numPr>
+          <w:ilvl w:val="0"/>
+          <w:numId w:val="48"/>
+        </w:numPr>
+        <w:spacing w:before="120" w:after="120" w:line="288" w:lineRule="auto"/>
+        <w:jc w:val="left"/>
+      </w:pPr>
+      <w:r>
+        <w:rPr>
+          <w:rFonts w:ascii="Arial" w:eastAsia="等线" w:hAnsi="Arial" w:cs="Arial"/>
+          <w:sz w:val="22"/>
+        </w:rPr>
+        <w:t>跳转登录页，输入正确账号密码完成登录</w:t>
+      </w:r>
+    </w:p>
+    <w:p>
+      <w:pPr>
+        <w:numPr>
+          <w:ilvl w:val="0"/>
+          <w:numId w:val="49"/>
+        </w:numPr>
+        <w:spacing w:before="120" w:after="120" w:line="288" w:lineRule="auto"/>
+        <w:jc w:val="left"/>
+      </w:pPr>
+      <w:r>
+        <w:rPr>
+          <w:rFonts w:ascii="Arial" w:eastAsia="等线" w:hAnsi="Arial" w:cs="Arial"/>
+          <w:sz w:val="22"/>
+        </w:rPr>
+        <w:t>首页搜索关键词「手机」，进入第一款商品详情</w:t>
+      </w:r>
+    </w:p>
+    <w:p>
+      <w:pPr>
+        <w:numPr>
+          <w:ilvl w:val="0"/>
+          <w:numId w:val="50"/>
+        </w:numPr>
+        <w:spacing w:before="120" w:after="120" w:line="288" w:lineRule="auto"/>
+        <w:jc w:val="left"/>
+      </w:pPr>
+      <w:r>
+        <w:rPr>
+          <w:rFonts w:ascii="Arial" w:eastAsia="等线" w:hAnsi="Arial" w:cs="Arial"/>
+          <w:sz w:val="22"/>
+        </w:rPr>
+        <w:t>选择商品规格，点击加入购物车</w:t>
+      </w:r>
+    </w:p>
+    <w:p>
+      <w:pPr>
+        <w:numPr>
+          <w:ilvl w:val="0"/>
+          <w:numId w:val="51"/>
+        </w:numPr>
+        <w:spacing w:before="120" w:after="120" w:line="288" w:lineRule="auto"/>
+        <w:jc w:val="left"/>
+      </w:pPr>
+      <w:r>
+        <w:rPr>
+          <w:rFonts w:ascii="Arial" w:eastAsia="等线" w:hAnsi="Arial" w:cs="Arial"/>
+          <w:sz w:val="22"/>
+        </w:rPr>
+        <w:t>进入购物车页面，修改商品购买数量为</w:t>
+      </w:r>
+      <w:r>
+        <w:rPr>
+          <w:rFonts w:ascii="Arial" w:eastAsia="等线" w:hAnsi="Arial" w:cs="Arial"/>
+          <w:sz w:val="22"/>
         </w:rPr>
         <w:t xml:space="preserve"> 2</w:t>
       </w:r>
       <w:r>
         <w:rPr>
           <w:rFonts w:ascii="Arial" w:eastAsia="等线" w:hAnsi="Arial" w:cs="Arial"/>
-          <w:b/>
-          <w:sz w:val="30"/>
-        </w:rPr>
-        <w:t>：商品搜索与商品详情模块（仅</w:t>
-      </w:r>
-      <w:r>
-        <w:rPr>
-          <w:rFonts w:ascii="Arial" w:eastAsia="等线" w:hAnsi="Arial" w:cs="Arial"/>
-          <w:b/>
-          <w:sz w:val="30"/>
-        </w:rPr>
-        <w:t xml:space="preserve"> WebUI</w:t>
-      </w:r>
-      <w:r>
-        <w:rPr>
-          <w:rFonts w:ascii="Arial" w:eastAsia="等线" w:hAnsi="Arial" w:cs="Arial"/>
-          <w:b/>
-          <w:sz w:val="30"/>
-        </w:rPr>
-        <w:t>）</w:t>
-      </w:r>
-      <w:bookmarkEnd w:id="11"/>
-    </w:p>
-    <w:p>
-      <w:pPr>
-        <w:spacing w:before="260" w:after="120" w:line="288" w:lineRule="auto"/>
-        <w:jc w:val="left"/>
-        <w:outlineLvl w:val="3"/>
-      </w:pPr>
-      <w:bookmarkStart w:id="12" w:name="heading_12"/>
-      <w:r>
-        <w:rPr>
-          <w:rFonts w:ascii="Arial" w:eastAsia="等线" w:hAnsi="Arial" w:cs="Arial"/>
-          <w:b/>
-          <w:sz w:val="28"/>
+          <w:sz w:val="22"/>
+        </w:rPr>
+        <w:t>，勾选商品，点击去结算</w:t>
+      </w:r>
+    </w:p>
+    <w:p>
+      <w:pPr>
+        <w:numPr>
+          <w:ilvl w:val="0"/>
+          <w:numId w:val="52"/>
+        </w:numPr>
+        <w:spacing w:before="120" w:after="120" w:line="288" w:lineRule="auto"/>
+        <w:jc w:val="left"/>
+      </w:pPr>
+      <w:r>
+        <w:rPr>
+          <w:rFonts w:ascii="Arial" w:eastAsia="等线" w:hAnsi="Arial" w:cs="Arial"/>
+          <w:sz w:val="22"/>
+        </w:rPr>
+        <w:t>结算页确认收货地址，提交订单</w:t>
+      </w:r>
+    </w:p>
+    <w:p>
+      <w:pPr>
+        <w:numPr>
+          <w:ilvl w:val="0"/>
+          <w:numId w:val="53"/>
+        </w:numPr>
+        <w:spacing w:before="120" w:after="120" w:line="288" w:lineRule="auto"/>
+        <w:jc w:val="left"/>
+      </w:pPr>
+      <w:r>
+        <w:rPr>
+          <w:rFonts w:ascii="Arial" w:eastAsia="等线" w:hAnsi="Arial" w:cs="Arial"/>
+          <w:sz w:val="22"/>
+        </w:rPr>
+        <w:t>进入我的订单页面，校验订单商品、数量、金额数据无误</w:t>
+      </w:r>
+    </w:p>
+    <w:p>
+      <w:pPr>
+        <w:numPr>
+          <w:ilvl w:val="0"/>
+          <w:numId w:val="54"/>
+        </w:numPr>
+        <w:spacing w:before="120" w:after="120" w:line="288" w:lineRule="auto"/>
+        <w:jc w:val="left"/>
+      </w:pPr>
+      <w:r>
+        <w:rPr>
+          <w:rFonts w:ascii="Arial" w:eastAsia="等线" w:hAnsi="Arial" w:cs="Arial"/>
+          <w:sz w:val="22"/>
+        </w:rPr>
+        <w:t>关闭浏览器，用例执行结束；执行失败自动截图保存</w:t>
+      </w:r>
+    </w:p>
+    <w:p>
+      <w:pPr>
+        <w:spacing w:before="320" w:after="120" w:line="288" w:lineRule="auto"/>
+        <w:jc w:val="left"/>
+        <w:outlineLvl w:val="1"/>
+      </w:pPr>
+      <w:bookmarkStart w:id="26" w:name="heading_26"/>
+      <w:r>
+        <w:rPr>
+          <w:rFonts w:ascii="Arial" w:eastAsia="等线" w:hAnsi="Arial" w:cs="Arial"/>
+          <w:b/>
+          <w:sz w:val="32"/>
+        </w:rPr>
+        <w:t>六、自动化业务校验标准（可用于测试断言、简历项目描述）</w:t>
+      </w:r>
+      <w:bookmarkEnd w:id="26"/>
+    </w:p>
+    <w:p>
+      <w:pPr>
+        <w:numPr>
+          <w:ilvl w:val="0"/>
+          <w:numId w:val="55"/>
+        </w:numPr>
+        <w:spacing w:before="120" w:after="120" w:line="288" w:lineRule="auto"/>
+        <w:jc w:val="left"/>
+      </w:pPr>
+      <w:r>
+        <w:rPr>
+          <w:rFonts w:ascii="Arial" w:eastAsia="等线" w:hAnsi="Arial" w:cs="Arial"/>
+          <w:sz w:val="22"/>
+        </w:rPr>
+        <w:t>页面层校验：页面跳转正确、弹窗提示文案匹配、文字展示一致、按钮交互可用；</w:t>
+      </w:r>
+    </w:p>
+    <w:p>
+      <w:pPr>
+        <w:numPr>
+          <w:ilvl w:val="0"/>
+          <w:numId w:val="56"/>
+        </w:numPr>
+        <w:spacing w:before="120" w:after="120" w:line="288" w:lineRule="auto"/>
+        <w:jc w:val="left"/>
+      </w:pPr>
+      <w:r>
+        <w:rPr>
+          <w:rFonts w:ascii="Arial" w:eastAsia="等线" w:hAnsi="Arial" w:cs="Arial"/>
+          <w:sz w:val="22"/>
         </w:rPr>
         <w:lastRenderedPageBreak/>
-        <w:t>业务功能描述</w:t>
-      </w:r>
-      <w:bookmarkEnd w:id="12"/>
-    </w:p>
-    <w:p>
-      <w:pPr>
-        <w:spacing w:before="120" w:after="120" w:line="288" w:lineRule="auto"/>
-        <w:jc w:val="left"/>
-      </w:pPr>
-      <w:r>
-        <w:rPr>
-          <w:rFonts w:ascii="Arial" w:eastAsia="等线" w:hAnsi="Arial" w:cs="Arial"/>
-          <w:sz w:val="22"/>
-        </w:rPr>
-        <w:t>用户在商城首页搜索框输入商品关键词，系统匹配对应商品列表；点击商品进入详情页，查看商品规格、价格、库存，支持选择规格加入购物车。</w:t>
-      </w:r>
-    </w:p>
-    <w:p>
-      <w:pPr>
-        <w:spacing w:before="260" w:after="120" w:line="288" w:lineRule="auto"/>
-        <w:jc w:val="left"/>
-        <w:outlineLvl w:val="3"/>
-      </w:pPr>
-      <w:bookmarkStart w:id="13" w:name="heading_13"/>
-      <w:r>
-        <w:rPr>
-          <w:rFonts w:ascii="Arial" w:eastAsia="等线" w:hAnsi="Arial" w:cs="Arial"/>
-          <w:b/>
-          <w:sz w:val="28"/>
-        </w:rPr>
-        <w:t>业务规则</w:t>
-      </w:r>
-      <w:bookmarkEnd w:id="13"/>
-    </w:p>
-    <w:p>
-      <w:pPr>
-        <w:numPr>
-          <w:ilvl w:val="0"/>
-          <w:numId w:val="27"/>
-        </w:numPr>
-        <w:spacing w:before="120" w:after="120" w:line="288" w:lineRule="auto"/>
-        <w:jc w:val="left"/>
-      </w:pPr>
-      <w:r>
-        <w:rPr>
-          <w:rFonts w:ascii="Arial" w:eastAsia="等线" w:hAnsi="Arial" w:cs="Arial"/>
-          <w:sz w:val="22"/>
-        </w:rPr>
-        <w:t>首页搜索框输入关键词「手机」，点击搜索按钮，页面展示全部手机类商品列表；</w:t>
-      </w:r>
-    </w:p>
-    <w:p>
-      <w:pPr>
-        <w:numPr>
-          <w:ilvl w:val="0"/>
-          <w:numId w:val="28"/>
-        </w:numPr>
-        <w:spacing w:before="120" w:after="120" w:line="288" w:lineRule="auto"/>
-        <w:jc w:val="left"/>
-      </w:pPr>
-      <w:r>
-        <w:rPr>
-          <w:rFonts w:ascii="Arial" w:eastAsia="等线" w:hAnsi="Arial" w:cs="Arial"/>
-          <w:sz w:val="22"/>
-        </w:rPr>
-        <w:t>点击列表第一个商品，跳转商品详情页；</w:t>
-      </w:r>
-    </w:p>
-    <w:p>
-      <w:pPr>
-        <w:numPr>
-          <w:ilvl w:val="0"/>
-          <w:numId w:val="29"/>
-        </w:numPr>
-        <w:spacing w:before="120" w:after="120" w:line="288" w:lineRule="auto"/>
-        <w:jc w:val="left"/>
-      </w:pPr>
-      <w:r>
-        <w:rPr>
-          <w:rFonts w:ascii="Arial" w:eastAsia="等线" w:hAnsi="Arial" w:cs="Arial"/>
-          <w:sz w:val="22"/>
-        </w:rPr>
-        <w:t>详情页支持选择商品规格，不同规格对应不同售价；</w:t>
-      </w:r>
-    </w:p>
-    <w:p>
-      <w:pPr>
-        <w:numPr>
-          <w:ilvl w:val="0"/>
-          <w:numId w:val="30"/>
-        </w:numPr>
-        <w:spacing w:before="120" w:after="120" w:line="288" w:lineRule="auto"/>
-        <w:jc w:val="left"/>
-      </w:pPr>
-      <w:r>
-        <w:rPr>
-          <w:rFonts w:ascii="Arial" w:eastAsia="等线" w:hAnsi="Arial" w:cs="Arial"/>
-          <w:sz w:val="22"/>
-        </w:rPr>
-        <w:t>点击【加入购物车】按钮，弹出提示</w:t>
-      </w:r>
-      <w:r>
-        <w:rPr>
-          <w:rFonts w:ascii="Arial" w:eastAsia="等线" w:hAnsi="Arial" w:cs="Arial"/>
-          <w:sz w:val="22"/>
-        </w:rPr>
-        <w:t xml:space="preserve"> “</w:t>
-      </w:r>
-      <w:r>
-        <w:rPr>
-          <w:rFonts w:ascii="Arial" w:eastAsia="等线" w:hAnsi="Arial" w:cs="Arial"/>
-          <w:sz w:val="22"/>
-        </w:rPr>
-        <w:t>加入购物车成功</w:t>
-      </w:r>
-      <w:r>
-        <w:rPr>
-          <w:rFonts w:ascii="Arial" w:eastAsia="等线" w:hAnsi="Arial" w:cs="Arial"/>
-          <w:sz w:val="22"/>
-        </w:rPr>
-        <w:t>”</w:t>
-      </w:r>
-      <w:r>
-        <w:rPr>
-          <w:rFonts w:ascii="Arial" w:eastAsia="等线" w:hAnsi="Arial" w:cs="Arial"/>
-          <w:sz w:val="22"/>
-        </w:rPr>
-        <w:t>。</w:t>
-      </w:r>
-    </w:p>
-    <w:p>
-      <w:pPr>
-        <w:spacing w:before="300" w:after="120" w:line="288" w:lineRule="auto"/>
-        <w:jc w:val="left"/>
-        <w:outlineLvl w:val="2"/>
-      </w:pPr>
-      <w:bookmarkStart w:id="14" w:name="heading_14"/>
-      <w:r>
-        <w:rPr>
-          <w:rFonts w:ascii="Arial" w:eastAsia="等线" w:hAnsi="Arial" w:cs="Arial"/>
-          <w:b/>
-          <w:sz w:val="30"/>
-        </w:rPr>
-        <w:t>模块</w:t>
-      </w:r>
-      <w:r>
-        <w:rPr>
-          <w:rFonts w:ascii="Arial" w:eastAsia="等线" w:hAnsi="Arial" w:cs="Arial"/>
-          <w:b/>
-          <w:sz w:val="30"/>
-        </w:rPr>
-        <w:t xml:space="preserve"> 3</w:t>
-      </w:r>
-      <w:r>
-        <w:rPr>
-          <w:rFonts w:ascii="Arial" w:eastAsia="等线" w:hAnsi="Arial" w:cs="Arial"/>
-          <w:b/>
-          <w:sz w:val="30"/>
-        </w:rPr>
-        <w:t>：购物车管理模块（</w:t>
-      </w:r>
-      <w:r>
-        <w:rPr>
-          <w:rFonts w:ascii="Arial" w:eastAsia="等线" w:hAnsi="Arial" w:cs="Arial"/>
-          <w:b/>
-          <w:sz w:val="30"/>
-        </w:rPr>
-        <w:t xml:space="preserve">UI </w:t>
-      </w:r>
-      <w:r>
-        <w:rPr>
-          <w:rFonts w:ascii="Arial" w:eastAsia="等线" w:hAnsi="Arial" w:cs="Arial"/>
-          <w:b/>
-          <w:sz w:val="30"/>
-        </w:rPr>
-        <w:t>页面</w:t>
-      </w:r>
-      <w:r>
-        <w:rPr>
-          <w:rFonts w:ascii="Arial" w:eastAsia="等线" w:hAnsi="Arial" w:cs="Arial"/>
-          <w:b/>
-          <w:sz w:val="30"/>
-        </w:rPr>
-        <w:t xml:space="preserve"> + </w:t>
-      </w:r>
-      <w:r>
-        <w:rPr>
-          <w:rFonts w:ascii="Arial" w:eastAsia="等线" w:hAnsi="Arial" w:cs="Arial"/>
-          <w:b/>
-          <w:sz w:val="30"/>
-        </w:rPr>
-        <w:t>接口双覆盖）</w:t>
-      </w:r>
-      <w:bookmarkEnd w:id="14"/>
-    </w:p>
-    <w:p>
-      <w:pPr>
-        <w:spacing w:before="260" w:after="120" w:line="288" w:lineRule="auto"/>
-        <w:jc w:val="left"/>
-        <w:outlineLvl w:val="3"/>
-      </w:pPr>
-      <w:bookmarkStart w:id="15" w:name="heading_15"/>
-      <w:r>
-        <w:rPr>
-          <w:rFonts w:ascii="Arial" w:eastAsia="等线" w:hAnsi="Arial" w:cs="Arial"/>
-          <w:b/>
-          <w:sz w:val="28"/>
-        </w:rPr>
-        <w:t>业务功能描述</w:t>
-      </w:r>
-      <w:bookmarkEnd w:id="15"/>
-    </w:p>
-    <w:p>
-      <w:pPr>
-        <w:spacing w:before="120" w:after="120" w:line="288" w:lineRule="auto"/>
-        <w:jc w:val="left"/>
-      </w:pPr>
-      <w:r>
-        <w:rPr>
-          <w:rFonts w:ascii="Arial" w:eastAsia="等线" w:hAnsi="Arial" w:cs="Arial"/>
-          <w:sz w:val="22"/>
-        </w:rPr>
-        <w:t>登录用户可查看已添加商品，修改商品购买数量、勾选商品、删除商品，勾选商品后可跳转结算下单页面。</w:t>
-      </w:r>
-    </w:p>
-    <w:p>
-      <w:pPr>
-        <w:spacing w:before="260" w:after="120" w:line="288" w:lineRule="auto"/>
-        <w:jc w:val="left"/>
-        <w:outlineLvl w:val="3"/>
-      </w:pPr>
-      <w:bookmarkStart w:id="16" w:name="heading_16"/>
-      <w:r>
-        <w:rPr>
-          <w:rFonts w:ascii="Arial" w:eastAsia="等线" w:hAnsi="Arial" w:cs="Arial"/>
-          <w:b/>
-          <w:sz w:val="28"/>
-        </w:rPr>
-        <w:t>1</w:t>
-      </w:r>
-      <w:r>
-        <w:rPr>
-          <w:rFonts w:ascii="Arial" w:eastAsia="等线" w:hAnsi="Arial" w:cs="Arial"/>
-          <w:b/>
-          <w:sz w:val="28"/>
-        </w:rPr>
-        <w:t>）</w:t>
-      </w:r>
-      <w:r>
-        <w:rPr>
-          <w:rFonts w:ascii="Arial" w:eastAsia="等线" w:hAnsi="Arial" w:cs="Arial"/>
-          <w:b/>
-          <w:sz w:val="28"/>
-        </w:rPr>
-        <w:t xml:space="preserve">UI </w:t>
-      </w:r>
-      <w:r>
-        <w:rPr>
-          <w:rFonts w:ascii="Arial" w:eastAsia="等线" w:hAnsi="Arial" w:cs="Arial"/>
-          <w:b/>
-          <w:sz w:val="28"/>
-        </w:rPr>
-        <w:t>页面业务规则</w:t>
-      </w:r>
-      <w:bookmarkEnd w:id="16"/>
-    </w:p>
-    <w:p>
-      <w:pPr>
-        <w:numPr>
-          <w:ilvl w:val="0"/>
-          <w:numId w:val="31"/>
-        </w:numPr>
-        <w:spacing w:before="120" w:after="120" w:line="288" w:lineRule="auto"/>
-        <w:jc w:val="left"/>
-      </w:pPr>
-      <w:r>
-        <w:rPr>
-          <w:rFonts w:ascii="Arial" w:eastAsia="等线" w:hAnsi="Arial" w:cs="Arial"/>
-          <w:sz w:val="22"/>
-        </w:rPr>
-        <w:t>进入购物车页面，展示已添加商品名称、规格、单价、小计金额；</w:t>
-      </w:r>
-    </w:p>
-    <w:p>
-      <w:pPr>
-        <w:numPr>
-          <w:ilvl w:val="0"/>
-          <w:numId w:val="32"/>
-        </w:numPr>
-        <w:spacing w:before="120" w:after="120" w:line="288" w:lineRule="auto"/>
-        <w:jc w:val="left"/>
-      </w:pPr>
-      <w:r>
-        <w:rPr>
-          <w:rFonts w:ascii="Arial" w:eastAsia="等线" w:hAnsi="Arial" w:cs="Arial"/>
-          <w:sz w:val="22"/>
-        </w:rPr>
-        <w:t>数量加减按钮：数量最小值为</w:t>
-      </w:r>
-      <w:r>
-        <w:rPr>
-          <w:rFonts w:ascii="Arial" w:eastAsia="等线" w:hAnsi="Arial" w:cs="Arial"/>
-          <w:sz w:val="22"/>
-        </w:rPr>
-        <w:t xml:space="preserve"> 1</w:t>
-      </w:r>
-      <w:r>
-        <w:rPr>
-          <w:rFonts w:ascii="Arial" w:eastAsia="等线" w:hAnsi="Arial" w:cs="Arial"/>
-          <w:sz w:val="22"/>
-        </w:rPr>
-        <w:t>，不可减至</w:t>
-      </w:r>
-      <w:r>
-        <w:rPr>
-          <w:rFonts w:ascii="Arial" w:eastAsia="等线" w:hAnsi="Arial" w:cs="Arial"/>
-          <w:sz w:val="22"/>
-        </w:rPr>
-        <w:t xml:space="preserve"> 0</w:t>
-      </w:r>
-      <w:r>
-        <w:rPr>
-          <w:rFonts w:ascii="Arial" w:eastAsia="等线" w:hAnsi="Arial" w:cs="Arial"/>
-          <w:sz w:val="22"/>
-        </w:rPr>
-        <w:t>；</w:t>
-      </w:r>
-    </w:p>
-    <w:p>
-      <w:pPr>
-        <w:numPr>
-          <w:ilvl w:val="0"/>
-          <w:numId w:val="33"/>
-        </w:numPr>
-        <w:spacing w:before="120" w:after="120" w:line="288" w:lineRule="auto"/>
-        <w:jc w:val="left"/>
-      </w:pPr>
-      <w:r>
-        <w:rPr>
-          <w:rFonts w:ascii="Arial" w:eastAsia="等线" w:hAnsi="Arial" w:cs="Arial"/>
-          <w:sz w:val="22"/>
-        </w:rPr>
-        <w:t>勾选目标商品，页面底部自动计算商品总金额；</w:t>
-      </w:r>
-    </w:p>
-    <w:p>
-      <w:pPr>
-        <w:numPr>
-          <w:ilvl w:val="0"/>
-          <w:numId w:val="34"/>
-        </w:numPr>
-        <w:spacing w:before="120" w:after="120" w:line="288" w:lineRule="auto"/>
-        <w:jc w:val="left"/>
-      </w:pPr>
-      <w:r>
-        <w:rPr>
-          <w:rFonts w:ascii="Arial" w:eastAsia="等线" w:hAnsi="Arial" w:cs="Arial"/>
-          <w:sz w:val="22"/>
-        </w:rPr>
-        <w:t>点击【去结算】，跳转订单确认页面。</w:t>
-      </w:r>
-    </w:p>
-    <w:p>
-      <w:pPr>
-        <w:spacing w:before="260" w:after="120" w:line="288" w:lineRule="auto"/>
-        <w:jc w:val="left"/>
-        <w:outlineLvl w:val="3"/>
-      </w:pPr>
-      <w:bookmarkStart w:id="17" w:name="heading_17"/>
-      <w:r>
-        <w:rPr>
-          <w:rFonts w:ascii="Arial" w:eastAsia="等线" w:hAnsi="Arial" w:cs="Arial"/>
-          <w:b/>
-          <w:sz w:val="28"/>
-        </w:rPr>
-        <w:t>2</w:t>
-      </w:r>
-      <w:r>
-        <w:rPr>
-          <w:rFonts w:ascii="Arial" w:eastAsia="等线" w:hAnsi="Arial" w:cs="Arial"/>
-          <w:b/>
-          <w:sz w:val="28"/>
-        </w:rPr>
-        <w:t>）购物车新增接口</w:t>
-      </w:r>
-      <w:r>
-        <w:rPr>
-          <w:rFonts w:ascii="Arial" w:eastAsia="等线" w:hAnsi="Arial" w:cs="Arial"/>
-          <w:b/>
-          <w:sz w:val="28"/>
-        </w:rPr>
-        <w:t xml:space="preserve"> /cart/add</w:t>
-      </w:r>
-      <w:bookmarkEnd w:id="17"/>
-    </w:p>
-    <w:p>
-      <w:pPr>
-        <w:numPr>
-          <w:ilvl w:val="0"/>
-          <w:numId w:val="35"/>
-        </w:numPr>
-        <w:spacing w:before="120" w:after="120" w:line="288" w:lineRule="auto"/>
-        <w:jc w:val="left"/>
-      </w:pPr>
-      <w:r>
-        <w:rPr>
-          <w:rFonts w:ascii="Arial" w:eastAsia="等线" w:hAnsi="Arial" w:cs="Arial"/>
-          <w:sz w:val="22"/>
-        </w:rPr>
-        <w:t>请求方式</w:t>
-      </w:r>
-      <w:r>
-        <w:rPr>
-          <w:rFonts w:ascii="Arial" w:eastAsia="等线" w:hAnsi="Arial" w:cs="Arial"/>
-          <w:sz w:val="22"/>
-        </w:rPr>
-        <w:t xml:space="preserve"> POST</w:t>
-      </w:r>
-      <w:r>
-        <w:rPr>
-          <w:rFonts w:ascii="Arial" w:eastAsia="等线" w:hAnsi="Arial" w:cs="Arial"/>
-          <w:sz w:val="22"/>
-        </w:rPr>
-        <w:t>，请求头携带登录</w:t>
-      </w:r>
-      <w:r>
-        <w:rPr>
-          <w:rFonts w:ascii="Arial" w:eastAsia="等线" w:hAnsi="Arial" w:cs="Arial"/>
-          <w:sz w:val="22"/>
-        </w:rPr>
-        <w:t xml:space="preserve"> token</w:t>
-      </w:r>
-      <w:r>
-        <w:rPr>
-          <w:rFonts w:ascii="Arial" w:eastAsia="等线" w:hAnsi="Arial" w:cs="Arial"/>
-          <w:sz w:val="22"/>
-        </w:rPr>
-        <w:t>；</w:t>
-      </w:r>
-    </w:p>
-    <w:p>
-      <w:pPr>
-        <w:numPr>
-          <w:ilvl w:val="0"/>
-          <w:numId w:val="36"/>
-        </w:numPr>
-        <w:spacing w:before="120" w:after="120" w:line="288" w:lineRule="auto"/>
-        <w:jc w:val="left"/>
-      </w:pPr>
-      <w:r>
-        <w:rPr>
-          <w:rFonts w:ascii="Arial" w:eastAsia="等线" w:hAnsi="Arial" w:cs="Arial"/>
-          <w:sz w:val="22"/>
-        </w:rPr>
-        <w:t>入参：商品</w:t>
-      </w:r>
-      <w:r>
-        <w:rPr>
-          <w:rFonts w:ascii="Arial" w:eastAsia="等线" w:hAnsi="Arial" w:cs="Arial"/>
-          <w:sz w:val="22"/>
-        </w:rPr>
-        <w:t xml:space="preserve"> ID</w:t>
-      </w:r>
-      <w:r>
-        <w:rPr>
-          <w:rFonts w:ascii="Arial" w:eastAsia="等线" w:hAnsi="Arial" w:cs="Arial"/>
-          <w:sz w:val="22"/>
-        </w:rPr>
-        <w:t>、选中规格</w:t>
-      </w:r>
-      <w:r>
-        <w:rPr>
-          <w:rFonts w:ascii="Arial" w:eastAsia="等线" w:hAnsi="Arial" w:cs="Arial"/>
-          <w:sz w:val="22"/>
-        </w:rPr>
-        <w:t xml:space="preserve"> ID</w:t>
-      </w:r>
-      <w:r>
-        <w:rPr>
-          <w:rFonts w:ascii="Arial" w:eastAsia="等线" w:hAnsi="Arial" w:cs="Arial"/>
-          <w:sz w:val="22"/>
-        </w:rPr>
-        <w:t>、购买数量；</w:t>
-      </w:r>
-    </w:p>
-    <w:p>
-      <w:pPr>
-        <w:numPr>
-          <w:ilvl w:val="0"/>
-          <w:numId w:val="37"/>
-        </w:numPr>
-        <w:spacing w:before="120" w:after="120" w:line="288" w:lineRule="auto"/>
-        <w:jc w:val="left"/>
-      </w:pPr>
-      <w:r>
-        <w:rPr>
-          <w:rFonts w:ascii="Arial" w:eastAsia="等线" w:hAnsi="Arial" w:cs="Arial"/>
-          <w:sz w:val="22"/>
-        </w:rPr>
-        <w:t>接口断言规则：</w:t>
-      </w:r>
-    </w:p>
-    <w:p>
-      <w:pPr>
-        <w:numPr>
-          <w:ilvl w:val="0"/>
-          <w:numId w:val="38"/>
-        </w:numPr>
-        <w:spacing w:before="120" w:after="120" w:line="288" w:lineRule="auto"/>
-        <w:ind w:left="453"/>
-        <w:jc w:val="left"/>
-      </w:pPr>
-      <w:r>
-        <w:rPr>
-          <w:rFonts w:ascii="Arial" w:eastAsia="等线" w:hAnsi="Arial" w:cs="Arial"/>
-          <w:sz w:val="22"/>
-        </w:rPr>
-        <w:t>code=200</w:t>
-      </w:r>
-      <w:r>
-        <w:rPr>
-          <w:rFonts w:ascii="Arial" w:eastAsia="等线" w:hAnsi="Arial" w:cs="Arial"/>
-          <w:sz w:val="22"/>
-        </w:rPr>
-        <w:t>，</w:t>
-      </w:r>
-      <w:r>
-        <w:rPr>
-          <w:rFonts w:ascii="Arial" w:eastAsia="等线" w:hAnsi="Arial" w:cs="Arial"/>
-          <w:sz w:val="22"/>
-        </w:rPr>
-        <w:t>msg="</w:t>
-      </w:r>
-      <w:r>
-        <w:rPr>
-          <w:rFonts w:ascii="Arial" w:eastAsia="等线" w:hAnsi="Arial" w:cs="Arial"/>
-          <w:sz w:val="22"/>
-        </w:rPr>
-        <w:t>添加购物车成功</w:t>
-      </w:r>
-      <w:r>
-        <w:rPr>
-          <w:rFonts w:ascii="Arial" w:eastAsia="等线" w:hAnsi="Arial" w:cs="Arial"/>
-          <w:sz w:val="22"/>
-        </w:rPr>
-        <w:t>"</w:t>
-      </w:r>
-      <w:r>
-        <w:rPr>
-          <w:rFonts w:ascii="Arial" w:eastAsia="等线" w:hAnsi="Arial" w:cs="Arial"/>
-          <w:sz w:val="22"/>
-        </w:rPr>
-        <w:t>；</w:t>
-      </w:r>
-    </w:p>
-    <w:p>
-      <w:pPr>
-        <w:numPr>
-          <w:ilvl w:val="0"/>
-          <w:numId w:val="39"/>
-        </w:numPr>
-        <w:spacing w:before="120" w:after="120" w:line="288" w:lineRule="auto"/>
-        <w:ind w:left="453"/>
-        <w:jc w:val="left"/>
-      </w:pPr>
-      <w:r>
-        <w:rPr>
-          <w:rFonts w:ascii="Arial" w:eastAsia="等线" w:hAnsi="Arial" w:cs="Arial"/>
-          <w:sz w:val="22"/>
-        </w:rPr>
-        <w:t>返回数据中商品名称、规格、数量与传入参数一致。</w:t>
-      </w:r>
-    </w:p>
-    <w:p>
-      <w:pPr>
-        <w:spacing w:before="300" w:after="120" w:line="288" w:lineRule="auto"/>
-        <w:jc w:val="left"/>
-        <w:outlineLvl w:val="2"/>
-      </w:pPr>
-      <w:bookmarkStart w:id="18" w:name="heading_18"/>
-      <w:r>
-        <w:rPr>
-          <w:rFonts w:ascii="Arial" w:eastAsia="等线" w:hAnsi="Arial" w:cs="Arial"/>
-          <w:b/>
-          <w:sz w:val="30"/>
-        </w:rPr>
-        <w:t>模块</w:t>
-      </w:r>
-      <w:r>
-        <w:rPr>
-          <w:rFonts w:ascii="Arial" w:eastAsia="等线" w:hAnsi="Arial" w:cs="Arial"/>
-          <w:b/>
-          <w:sz w:val="30"/>
-        </w:rPr>
-        <w:t xml:space="preserve"> 4</w:t>
-      </w:r>
-      <w:r>
-        <w:rPr>
-          <w:rFonts w:ascii="Arial" w:eastAsia="等线" w:hAnsi="Arial" w:cs="Arial"/>
-          <w:b/>
-          <w:sz w:val="30"/>
-        </w:rPr>
-        <w:t>：订单提交结算模块（仅</w:t>
-      </w:r>
-      <w:r>
-        <w:rPr>
-          <w:rFonts w:ascii="Arial" w:eastAsia="等线" w:hAnsi="Arial" w:cs="Arial"/>
-          <w:b/>
-          <w:sz w:val="30"/>
-        </w:rPr>
-        <w:t xml:space="preserve"> WebUI </w:t>
-      </w:r>
-      <w:r>
-        <w:rPr>
-          <w:rFonts w:ascii="Arial" w:eastAsia="等线" w:hAnsi="Arial" w:cs="Arial"/>
-          <w:b/>
-          <w:sz w:val="30"/>
-        </w:rPr>
-        <w:t>主流程）</w:t>
-      </w:r>
-      <w:bookmarkEnd w:id="18"/>
-    </w:p>
-    <w:p>
-      <w:pPr>
-        <w:spacing w:before="260" w:after="120" w:line="288" w:lineRule="auto"/>
-        <w:jc w:val="left"/>
-        <w:outlineLvl w:val="3"/>
-      </w:pPr>
-      <w:bookmarkStart w:id="19" w:name="heading_19"/>
-      <w:r>
-        <w:rPr>
-          <w:rFonts w:ascii="Arial" w:eastAsia="等线" w:hAnsi="Arial" w:cs="Arial"/>
-          <w:b/>
-          <w:sz w:val="28"/>
-        </w:rPr>
-        <w:t>业务功能描述</w:t>
-      </w:r>
-      <w:bookmarkEnd w:id="19"/>
-    </w:p>
-    <w:p>
-      <w:pPr>
-        <w:spacing w:before="120" w:after="120" w:line="288" w:lineRule="auto"/>
-        <w:jc w:val="left"/>
-      </w:pPr>
-      <w:r>
-        <w:rPr>
-          <w:rFonts w:ascii="Arial" w:eastAsia="等线" w:hAnsi="Arial" w:cs="Arial"/>
-          <w:sz w:val="22"/>
-        </w:rPr>
-        <w:lastRenderedPageBreak/>
-        <w:t>用户结算页选择默认收货地址，确认商品信息、总金额，提交生成有效订单。</w:t>
-      </w:r>
-    </w:p>
-    <w:p>
-      <w:pPr>
-        <w:spacing w:before="260" w:after="120" w:line="288" w:lineRule="auto"/>
-        <w:jc w:val="left"/>
-        <w:outlineLvl w:val="3"/>
-      </w:pPr>
-      <w:bookmarkStart w:id="20" w:name="heading_20"/>
-      <w:r>
-        <w:rPr>
-          <w:rFonts w:ascii="Arial" w:eastAsia="等线" w:hAnsi="Arial" w:cs="Arial"/>
-          <w:b/>
-          <w:sz w:val="28"/>
-        </w:rPr>
-        <w:t>业务规则</w:t>
-      </w:r>
-      <w:bookmarkEnd w:id="20"/>
-    </w:p>
-    <w:p>
-      <w:pPr>
-        <w:numPr>
-          <w:ilvl w:val="0"/>
-          <w:numId w:val="40"/>
-        </w:numPr>
-        <w:spacing w:before="120" w:after="120" w:line="288" w:lineRule="auto"/>
-        <w:jc w:val="left"/>
-      </w:pPr>
-      <w:r>
-        <w:rPr>
-          <w:rFonts w:ascii="Arial" w:eastAsia="等线" w:hAnsi="Arial" w:cs="Arial"/>
-          <w:sz w:val="22"/>
-        </w:rPr>
-        <w:t>结算页面自动回显购物车勾选商品、单价、数量、合计总价；</w:t>
-      </w:r>
-    </w:p>
-    <w:p>
-      <w:pPr>
-        <w:numPr>
-          <w:ilvl w:val="0"/>
-          <w:numId w:val="41"/>
-        </w:numPr>
-        <w:spacing w:before="120" w:after="120" w:line="288" w:lineRule="auto"/>
-        <w:jc w:val="left"/>
-      </w:pPr>
-      <w:r>
-        <w:rPr>
-          <w:rFonts w:ascii="Arial" w:eastAsia="等线" w:hAnsi="Arial" w:cs="Arial"/>
-          <w:sz w:val="22"/>
-        </w:rPr>
-        <w:t>页面默认勾选系统预设收货地址（无需新增地址）；</w:t>
-      </w:r>
-    </w:p>
-    <w:p>
-      <w:pPr>
-        <w:numPr>
-          <w:ilvl w:val="0"/>
-          <w:numId w:val="42"/>
-        </w:numPr>
-        <w:spacing w:before="120" w:after="120" w:line="288" w:lineRule="auto"/>
-        <w:jc w:val="left"/>
-      </w:pPr>
-      <w:r>
-        <w:rPr>
-          <w:rFonts w:ascii="Arial" w:eastAsia="等线" w:hAnsi="Arial" w:cs="Arial"/>
-          <w:sz w:val="22"/>
-        </w:rPr>
-        <w:t>点击【提交订单】按钮，生成订单并跳转至「我的订单」列表页面；</w:t>
-      </w:r>
-    </w:p>
-    <w:p>
-      <w:pPr>
-        <w:numPr>
-          <w:ilvl w:val="0"/>
-          <w:numId w:val="43"/>
-        </w:numPr>
-        <w:spacing w:before="120" w:after="120" w:line="288" w:lineRule="auto"/>
-        <w:jc w:val="left"/>
-      </w:pPr>
-      <w:r>
-        <w:rPr>
-          <w:rFonts w:ascii="Arial" w:eastAsia="等线" w:hAnsi="Arial" w:cs="Arial"/>
-          <w:sz w:val="22"/>
-        </w:rPr>
-        <w:t>订单列表可查看刚刚创建的订单，展示商品名称、购买数量、实付金额。</w:t>
-      </w:r>
-    </w:p>
-    <w:p>
-      <w:pPr>
-        <w:spacing w:before="300" w:after="120" w:line="288" w:lineRule="auto"/>
-        <w:jc w:val="left"/>
-        <w:outlineLvl w:val="2"/>
-      </w:pPr>
-      <w:bookmarkStart w:id="21" w:name="heading_21"/>
-      <w:r>
-        <w:rPr>
-          <w:rFonts w:ascii="Arial" w:eastAsia="等线" w:hAnsi="Arial" w:cs="Arial"/>
-          <w:b/>
-          <w:sz w:val="30"/>
-        </w:rPr>
-        <w:t>模块</w:t>
-      </w:r>
-      <w:r>
-        <w:rPr>
-          <w:rFonts w:ascii="Arial" w:eastAsia="等线" w:hAnsi="Arial" w:cs="Arial"/>
-          <w:b/>
-          <w:sz w:val="30"/>
-        </w:rPr>
-        <w:t xml:space="preserve"> 5</w:t>
-      </w:r>
-      <w:r>
-        <w:rPr>
-          <w:rFonts w:ascii="Arial" w:eastAsia="等线" w:hAnsi="Arial" w:cs="Arial"/>
-          <w:b/>
-          <w:sz w:val="30"/>
-        </w:rPr>
-        <w:t>：订单查询模块（</w:t>
-      </w:r>
-      <w:r>
-        <w:rPr>
-          <w:rFonts w:ascii="Arial" w:eastAsia="等线" w:hAnsi="Arial" w:cs="Arial"/>
-          <w:b/>
-          <w:sz w:val="30"/>
-        </w:rPr>
-        <w:t xml:space="preserve">UI </w:t>
-      </w:r>
-      <w:r>
-        <w:rPr>
-          <w:rFonts w:ascii="Arial" w:eastAsia="等线" w:hAnsi="Arial" w:cs="Arial"/>
-          <w:b/>
-          <w:sz w:val="30"/>
-        </w:rPr>
-        <w:t>页面</w:t>
-      </w:r>
-      <w:r>
-        <w:rPr>
-          <w:rFonts w:ascii="Arial" w:eastAsia="等线" w:hAnsi="Arial" w:cs="Arial"/>
-          <w:b/>
-          <w:sz w:val="30"/>
-        </w:rPr>
-        <w:t xml:space="preserve"> + </w:t>
-      </w:r>
-      <w:r>
-        <w:rPr>
-          <w:rFonts w:ascii="Arial" w:eastAsia="等线" w:hAnsi="Arial" w:cs="Arial"/>
-          <w:b/>
-          <w:sz w:val="30"/>
-        </w:rPr>
-        <w:t>接口双覆盖）</w:t>
-      </w:r>
-      <w:bookmarkEnd w:id="21"/>
-    </w:p>
-    <w:p>
-      <w:pPr>
-        <w:spacing w:before="260" w:after="120" w:line="288" w:lineRule="auto"/>
-        <w:jc w:val="left"/>
-        <w:outlineLvl w:val="3"/>
-      </w:pPr>
-      <w:bookmarkStart w:id="22" w:name="heading_22"/>
-      <w:r>
-        <w:rPr>
-          <w:rFonts w:ascii="Arial" w:eastAsia="等线" w:hAnsi="Arial" w:cs="Arial"/>
-          <w:b/>
-          <w:sz w:val="28"/>
-        </w:rPr>
-        <w:t>业务功能描述</w:t>
-      </w:r>
-      <w:bookmarkEnd w:id="22"/>
-    </w:p>
-    <w:p>
-      <w:pPr>
-        <w:spacing w:before="120" w:after="120" w:line="288" w:lineRule="auto"/>
-        <w:jc w:val="left"/>
-      </w:pPr>
-      <w:r>
-        <w:rPr>
-          <w:rFonts w:ascii="Arial" w:eastAsia="等线" w:hAnsi="Arial" w:cs="Arial"/>
-          <w:sz w:val="22"/>
-        </w:rPr>
-        <w:t>登录用户进入个人中心</w:t>
-      </w:r>
-      <w:r>
-        <w:rPr>
-          <w:rFonts w:ascii="Arial" w:eastAsia="等线" w:hAnsi="Arial" w:cs="Arial"/>
-          <w:sz w:val="22"/>
-        </w:rPr>
-        <w:t xml:space="preserve"> - </w:t>
-      </w:r>
-      <w:r>
-        <w:rPr>
-          <w:rFonts w:ascii="Arial" w:eastAsia="等线" w:hAnsi="Arial" w:cs="Arial"/>
-          <w:sz w:val="22"/>
-        </w:rPr>
-        <w:t>我的订单，查看全部历史订单，校验刚提交订单数据一致性。</w:t>
-      </w:r>
-    </w:p>
-    <w:p>
-      <w:pPr>
-        <w:spacing w:before="260" w:after="120" w:line="288" w:lineRule="auto"/>
-        <w:jc w:val="left"/>
-        <w:outlineLvl w:val="3"/>
-      </w:pPr>
-      <w:bookmarkStart w:id="23" w:name="heading_23"/>
-      <w:r>
-        <w:rPr>
-          <w:rFonts w:ascii="Arial" w:eastAsia="等线" w:hAnsi="Arial" w:cs="Arial"/>
-          <w:b/>
-          <w:sz w:val="28"/>
-        </w:rPr>
-        <w:t>1</w:t>
-      </w:r>
-      <w:r>
-        <w:rPr>
-          <w:rFonts w:ascii="Arial" w:eastAsia="等线" w:hAnsi="Arial" w:cs="Arial"/>
-          <w:b/>
-          <w:sz w:val="28"/>
-        </w:rPr>
-        <w:t>）</w:t>
-      </w:r>
-      <w:r>
-        <w:rPr>
-          <w:rFonts w:ascii="Arial" w:eastAsia="等线" w:hAnsi="Arial" w:cs="Arial"/>
-          <w:b/>
-          <w:sz w:val="28"/>
-        </w:rPr>
-        <w:t xml:space="preserve">UI </w:t>
-      </w:r>
-      <w:r>
-        <w:rPr>
-          <w:rFonts w:ascii="Arial" w:eastAsia="等线" w:hAnsi="Arial" w:cs="Arial"/>
-          <w:b/>
-          <w:sz w:val="28"/>
-        </w:rPr>
-        <w:t>页面规则</w:t>
-      </w:r>
-      <w:bookmarkEnd w:id="23"/>
-    </w:p>
-    <w:p>
-      <w:pPr>
-        <w:spacing w:before="120" w:after="120" w:line="288" w:lineRule="auto"/>
-        <w:jc w:val="left"/>
-      </w:pPr>
-      <w:r>
-        <w:rPr>
-          <w:rFonts w:ascii="Arial" w:eastAsia="等线" w:hAnsi="Arial" w:cs="Arial"/>
-          <w:sz w:val="22"/>
-        </w:rPr>
-        <w:t>订单列表第一条为最新下单记录，商品名称、数量、总价与结算页面完全一致。</w:t>
-      </w:r>
-    </w:p>
-    <w:p>
-      <w:pPr>
-        <w:spacing w:before="260" w:after="120" w:line="288" w:lineRule="auto"/>
-        <w:jc w:val="left"/>
-        <w:outlineLvl w:val="3"/>
-      </w:pPr>
-      <w:bookmarkStart w:id="24" w:name="heading_24"/>
-      <w:r>
-        <w:rPr>
-          <w:rFonts w:ascii="Arial" w:eastAsia="等线" w:hAnsi="Arial" w:cs="Arial"/>
-          <w:b/>
-          <w:sz w:val="28"/>
-        </w:rPr>
-        <w:t>2</w:t>
-      </w:r>
-      <w:r>
-        <w:rPr>
-          <w:rFonts w:ascii="Arial" w:eastAsia="等线" w:hAnsi="Arial" w:cs="Arial"/>
-          <w:b/>
-          <w:sz w:val="28"/>
-        </w:rPr>
-        <w:t>）订单查询接口</w:t>
-      </w:r>
-      <w:r>
-        <w:rPr>
-          <w:rFonts w:ascii="Arial" w:eastAsia="等线" w:hAnsi="Arial" w:cs="Arial"/>
-          <w:b/>
-          <w:sz w:val="28"/>
-        </w:rPr>
-        <w:t xml:space="preserve"> /order/list</w:t>
-      </w:r>
-      <w:bookmarkEnd w:id="24"/>
-    </w:p>
-    <w:p>
-      <w:pPr>
-        <w:numPr>
-          <w:ilvl w:val="0"/>
-          <w:numId w:val="44"/>
-        </w:numPr>
-        <w:spacing w:before="120" w:after="120" w:line="288" w:lineRule="auto"/>
-        <w:jc w:val="left"/>
-      </w:pPr>
-      <w:r>
-        <w:rPr>
-          <w:rFonts w:ascii="Arial" w:eastAsia="等线" w:hAnsi="Arial" w:cs="Arial"/>
-          <w:sz w:val="22"/>
-        </w:rPr>
-        <w:t>请求方式</w:t>
-      </w:r>
-      <w:r>
-        <w:rPr>
-          <w:rFonts w:ascii="Arial" w:eastAsia="等线" w:hAnsi="Arial" w:cs="Arial"/>
-          <w:sz w:val="22"/>
-        </w:rPr>
-        <w:t xml:space="preserve"> GET</w:t>
-      </w:r>
-      <w:r>
-        <w:rPr>
-          <w:rFonts w:ascii="Arial" w:eastAsia="等线" w:hAnsi="Arial" w:cs="Arial"/>
-          <w:sz w:val="22"/>
-        </w:rPr>
-        <w:t>，请求头携带</w:t>
-      </w:r>
-      <w:r>
-        <w:rPr>
-          <w:rFonts w:ascii="Arial" w:eastAsia="等线" w:hAnsi="Arial" w:cs="Arial"/>
-          <w:sz w:val="22"/>
-        </w:rPr>
-        <w:t xml:space="preserve"> token</w:t>
-      </w:r>
-      <w:r>
-        <w:rPr>
-          <w:rFonts w:ascii="Arial" w:eastAsia="等线" w:hAnsi="Arial" w:cs="Arial"/>
-          <w:sz w:val="22"/>
-        </w:rPr>
-        <w:t>；</w:t>
-      </w:r>
-    </w:p>
-    <w:p>
-      <w:pPr>
-        <w:numPr>
-          <w:ilvl w:val="0"/>
-          <w:numId w:val="45"/>
-        </w:numPr>
-        <w:spacing w:before="120" w:after="120" w:line="288" w:lineRule="auto"/>
-        <w:jc w:val="left"/>
-      </w:pPr>
-      <w:r>
-        <w:rPr>
-          <w:rFonts w:ascii="Arial" w:eastAsia="等线" w:hAnsi="Arial" w:cs="Arial"/>
-          <w:sz w:val="22"/>
-        </w:rPr>
-        <w:t>接口返回用户全部订单数组；</w:t>
-      </w:r>
-    </w:p>
-    <w:p>
-      <w:pPr>
-        <w:numPr>
-          <w:ilvl w:val="0"/>
-          <w:numId w:val="46"/>
-        </w:numPr>
-        <w:spacing w:before="120" w:after="120" w:line="288" w:lineRule="auto"/>
-        <w:jc w:val="left"/>
-      </w:pPr>
-      <w:r>
-        <w:rPr>
-          <w:rFonts w:ascii="Arial" w:eastAsia="等线" w:hAnsi="Arial" w:cs="Arial"/>
-          <w:sz w:val="22"/>
-        </w:rPr>
-        <w:t>自动化断言：数组中存在本次新建订单，商品名称、数量匹配预期值。</w:t>
-      </w:r>
-    </w:p>
-    <w:p>
-      <w:pPr>
-        <w:spacing w:before="320" w:after="120" w:line="288" w:lineRule="auto"/>
-        <w:jc w:val="left"/>
-        <w:outlineLvl w:val="1"/>
-      </w:pPr>
-      <w:bookmarkStart w:id="25" w:name="heading_25"/>
-      <w:r>
-        <w:rPr>
-          <w:rFonts w:ascii="Arial" w:eastAsia="等线" w:hAnsi="Arial" w:cs="Arial"/>
-          <w:b/>
-          <w:sz w:val="32"/>
-        </w:rPr>
-        <w:t>五、完整闭环主业务流程（自动化核心全流程用例）</w:t>
-      </w:r>
-      <w:bookmarkEnd w:id="25"/>
-    </w:p>
-    <w:p>
-      <w:pPr>
-        <w:numPr>
-          <w:ilvl w:val="0"/>
-          <w:numId w:val="47"/>
-        </w:numPr>
-        <w:spacing w:before="120" w:after="120" w:line="288" w:lineRule="auto"/>
-        <w:jc w:val="left"/>
-      </w:pPr>
-      <w:r>
-        <w:rPr>
-          <w:rFonts w:ascii="Arial" w:eastAsia="等线" w:hAnsi="Arial" w:cs="Arial"/>
-          <w:sz w:val="22"/>
-        </w:rPr>
-        <w:t>打开</w:t>
-      </w:r>
-      <w:r>
-        <w:rPr>
-          <w:rFonts w:ascii="Arial" w:eastAsia="等线" w:hAnsi="Arial" w:cs="Arial"/>
-          <w:sz w:val="22"/>
-        </w:rPr>
-        <w:t xml:space="preserve"> Chrome </w:t>
-      </w:r>
-      <w:r>
-        <w:rPr>
-          <w:rFonts w:ascii="Arial" w:eastAsia="等线" w:hAnsi="Arial" w:cs="Arial"/>
-          <w:sz w:val="22"/>
-        </w:rPr>
-        <w:t>浏览器，访问商城首页（未登录状态）</w:t>
-      </w:r>
-    </w:p>
-    <w:p>
-      <w:pPr>
-        <w:numPr>
-          <w:ilvl w:val="0"/>
-          <w:numId w:val="48"/>
-        </w:numPr>
-        <w:spacing w:before="120" w:after="120" w:line="288" w:lineRule="auto"/>
-        <w:jc w:val="left"/>
-      </w:pPr>
-      <w:r>
-        <w:rPr>
-          <w:rFonts w:ascii="Arial" w:eastAsia="等线" w:hAnsi="Arial" w:cs="Arial"/>
-          <w:sz w:val="22"/>
-        </w:rPr>
-        <w:t>跳转登录页，输入正确账号密码完成登录</w:t>
-      </w:r>
-    </w:p>
-    <w:p>
-      <w:pPr>
-        <w:numPr>
-          <w:ilvl w:val="0"/>
-          <w:numId w:val="49"/>
-        </w:numPr>
-        <w:spacing w:before="120" w:after="120" w:line="288" w:lineRule="auto"/>
-        <w:jc w:val="left"/>
-      </w:pPr>
-      <w:r>
-        <w:rPr>
-          <w:rFonts w:ascii="Arial" w:eastAsia="等线" w:hAnsi="Arial" w:cs="Arial"/>
-          <w:sz w:val="22"/>
-        </w:rPr>
-        <w:t>首页搜索关键词「手机」，进入第一款商品详情</w:t>
-      </w:r>
-    </w:p>
-    <w:p>
-      <w:pPr>
-        <w:numPr>
-          <w:ilvl w:val="0"/>
-          <w:numId w:val="50"/>
-        </w:numPr>
-        <w:spacing w:before="120" w:after="120" w:line="288" w:lineRule="auto"/>
-        <w:jc w:val="left"/>
-      </w:pPr>
-      <w:r>
-        <w:rPr>
-          <w:rFonts w:ascii="Arial" w:eastAsia="等线" w:hAnsi="Arial" w:cs="Arial"/>
-          <w:sz w:val="22"/>
-        </w:rPr>
-        <w:t>选择商品规格，点击加入购物车</w:t>
-      </w:r>
-    </w:p>
-    <w:p>
-      <w:pPr>
-        <w:numPr>
-          <w:ilvl w:val="0"/>
-          <w:numId w:val="51"/>
-        </w:numPr>
-        <w:spacing w:before="120" w:after="120" w:line="288" w:lineRule="auto"/>
-        <w:jc w:val="left"/>
-      </w:pPr>
-      <w:r>
-        <w:rPr>
-          <w:rFonts w:ascii="Arial" w:eastAsia="等线" w:hAnsi="Arial" w:cs="Arial"/>
-          <w:sz w:val="22"/>
-        </w:rPr>
-        <w:t>进入购物车页面，修改商品购买数量为</w:t>
-      </w:r>
-      <w:r>
-        <w:rPr>
-          <w:rFonts w:ascii="Arial" w:eastAsia="等线" w:hAnsi="Arial" w:cs="Arial"/>
-          <w:sz w:val="22"/>
-        </w:rPr>
-        <w:t xml:space="preserve"> 2</w:t>
-      </w:r>
-      <w:r>
-        <w:rPr>
-          <w:rFonts w:ascii="Arial" w:eastAsia="等线" w:hAnsi="Arial" w:cs="Arial"/>
-          <w:sz w:val="22"/>
-        </w:rPr>
-        <w:t>，勾选商品，点击去结算</w:t>
-      </w:r>
-    </w:p>
-    <w:p>
-      <w:pPr>
-        <w:numPr>
-          <w:ilvl w:val="0"/>
-          <w:numId w:val="52"/>
-        </w:numPr>
-        <w:spacing w:before="120" w:after="120" w:line="288" w:lineRule="auto"/>
-        <w:jc w:val="left"/>
-      </w:pPr>
-      <w:r>
-        <w:rPr>
-          <w:rFonts w:ascii="Arial" w:eastAsia="等线" w:hAnsi="Arial" w:cs="Arial"/>
-          <w:sz w:val="22"/>
-        </w:rPr>
-        <w:t>结算页确认收货地址，提交订单</w:t>
-      </w:r>
-    </w:p>
-    <w:p>
-      <w:pPr>
-        <w:numPr>
-          <w:ilvl w:val="0"/>
-          <w:numId w:val="53"/>
-        </w:numPr>
-        <w:spacing w:before="120" w:after="120" w:line="288" w:lineRule="auto"/>
-        <w:jc w:val="left"/>
-      </w:pPr>
-      <w:r>
-        <w:rPr>
-          <w:rFonts w:ascii="Arial" w:eastAsia="等线" w:hAnsi="Arial" w:cs="Arial"/>
-          <w:sz w:val="22"/>
-        </w:rPr>
-        <w:t>进入我的订单页面，校验订单商品、数量、金额数据无误</w:t>
-      </w:r>
-    </w:p>
-    <w:p>
-      <w:pPr>
-        <w:numPr>
-          <w:ilvl w:val="0"/>
-          <w:numId w:val="54"/>
-        </w:numPr>
-        <w:spacing w:before="120" w:after="120" w:line="288" w:lineRule="auto"/>
-        <w:jc w:val="left"/>
-      </w:pPr>
-      <w:r>
-        <w:rPr>
-          <w:rFonts w:ascii="Arial" w:eastAsia="等线" w:hAnsi="Arial" w:cs="Arial"/>
-          <w:sz w:val="22"/>
-        </w:rPr>
-        <w:t>关闭浏览器，用例执行结束；执行失败自动截图保存</w:t>
-      </w:r>
-    </w:p>
-    <w:p>
-      <w:pPr>
-        <w:spacing w:before="320" w:after="120" w:line="288" w:lineRule="auto"/>
-        <w:jc w:val="left"/>
-        <w:outlineLvl w:val="1"/>
-      </w:pPr>
-      <w:bookmarkStart w:id="26" w:name="heading_26"/>
-      <w:r>
-        <w:rPr>
-          <w:rFonts w:ascii="Arial" w:eastAsia="等线" w:hAnsi="Arial" w:cs="Arial"/>
-          <w:b/>
-          <w:sz w:val="32"/>
-        </w:rPr>
-        <w:t>六、自动化业务校验标准（可用于测试断言、简历项目描</w:t>
-      </w:r>
-      <w:r>
-        <w:rPr>
-          <w:rFonts w:ascii="Arial" w:eastAsia="等线" w:hAnsi="Arial" w:cs="Arial"/>
-          <w:b/>
-          <w:sz w:val="32"/>
-        </w:rPr>
-        <w:lastRenderedPageBreak/>
-        <w:t>述）</w:t>
-      </w:r>
-      <w:bookmarkEnd w:id="26"/>
-    </w:p>
-    <w:p>
-      <w:pPr>
-        <w:numPr>
-          <w:ilvl w:val="0"/>
-          <w:numId w:val="55"/>
-        </w:numPr>
-        <w:spacing w:before="120" w:after="120" w:line="288" w:lineRule="auto"/>
-        <w:jc w:val="left"/>
-      </w:pPr>
-      <w:r>
-        <w:rPr>
-          <w:rFonts w:ascii="Arial" w:eastAsia="等线" w:hAnsi="Arial" w:cs="Arial"/>
-          <w:sz w:val="22"/>
-        </w:rPr>
-        <w:t>页面层校验：页面跳转正确、弹窗提示文案匹配、文字展示一致、按钮交互可用；</w:t>
-      </w:r>
-    </w:p>
-    <w:p>
-      <w:pPr>
-        <w:numPr>
-          <w:ilvl w:val="0"/>
-          <w:numId w:val="56"/>
-        </w:numPr>
-        <w:spacing w:before="120" w:after="120" w:line="288" w:lineRule="auto"/>
-        <w:jc w:val="left"/>
-      </w:pPr>
-      <w:r>
-        <w:rPr>
-          <w:rFonts w:ascii="Arial" w:eastAsia="等线" w:hAnsi="Arial" w:cs="Arial"/>
-          <w:sz w:val="22"/>
-        </w:rPr>
         <w:t>接口层校验：状态码、业务返回</w:t>
       </w:r>
       <w:r>
